--- a/Отчёт_Задание_5.docx
+++ b/Отчёт_Задание_5.docx
@@ -1363,33 +1363,55 @@
               </w:rPr>
               <w:t>ВВЕДЕНИЕ.............................................................................3</w:t>
               <w:br/>
-              <w:t>1 ОСНОВНАЯ ЧАСТЬ.....................................................................4</w:t>
+              <w:t>1 ОСНОВНАЯ ЧАСТЬ.....................................................................5</w:t>
               <w:br/>
-              <w:t>1.1 Полное резервное копирование (pg_dump)...........................................4</w:t>
+              <w:t>1.1 Понятие резервного копирования баз данных........................................5</w:t>
               <w:br/>
-              <w:t>1.2 Частичное резервное копирование (pg_dump -t).....................................4</w:t>
+              <w:t>1.2 Виды резервного копирования в PostgreSQL.........................................5</w:t>
               <w:br/>
-              <w:t>2 СПЕЦИАЛЬНАЯ ЧАСТЬ..................................................................5</w:t>
+              <w:t>1.3 Утилита pg_dump..................................................................6</w:t>
               <w:br/>
-              <w:t>2.1 Создание таблиц users и orders...................................................5</w:t>
+              <w:t>1.4 Восстановление из резервной копии................................................7</w:t>
               <w:br/>
-              <w:t>2.2 Полное резервное копирование базы данных.........................................6</w:t>
+              <w:t>2 СПЕЦИАЛЬНАЯ ЧАСТЬ..................................................................8</w:t>
               <w:br/>
-              <w:t>2.3 Частичное резервное копирование отдельных таблиц.................................7</w:t>
+              <w:t>2.1 Создание базы данных и таблиц....................................................8</w:t>
               <w:br/>
-              <w:t>2.4 Содержимое файла полной резервной копии..........................................8</w:t>
+              <w:t>2.2 Создание таблиц users и orders...................................................8</w:t>
               <w:br/>
-              <w:t>2.5 Удаление таблиц..................................................................9</w:t>
+              <w:t>2.3 Вставка данных в таблицы.........................................................9</w:t>
               <w:br/>
-              <w:t>2.6 Восстановление из полной резервной копии........................................10</w:t>
+              <w:t>2.4 Проверка количества записей......................................................10</w:t>
               <w:br/>
-              <w:t>2.7 Восстановление из частичной резервной копии.....................................11</w:t>
+              <w:t>2.5 Полное резервное копирование базы данных.........................................11</w:t>
               <w:br/>
-              <w:t>2.8 Проверка данных после восстановления............................................12</w:t>
+              <w:t>2.6 Содержимое файла полной резервной копии..........................................12</w:t>
               <w:br/>
-              <w:t>ЗАКЛЮЧЕНИЕ..........................................................................13</w:t>
+              <w:t>2.7 Частичное резервное копирование таблицы users....................................13</w:t>
               <w:br/>
-              <w:t>СПИСОК ИСПОЛЬЗОВАННОЙ ЛИТЕРАТУРЫ...................................................14</w:t>
+              <w:t>2.8 Частичное резервное копирование таблицы orders...................................14</w:t>
+              <w:br/>
+              <w:t>2.9 Список файлов резервных копий....................................................14</w:t>
+              <w:br/>
+              <w:t>2.10 Удаление таблиц из базы данных..................................................15</w:t>
+              <w:br/>
+              <w:t>2.11 Восстановление из полной резервной копии........................................16</w:t>
+              <w:br/>
+              <w:t>2.12 Проверка данных после восстановления из полной копии............................17</w:t>
+              <w:br/>
+              <w:t>2.13 Повторное удаление таблиц.......................................................18</w:t>
+              <w:br/>
+              <w:t>2.14 Восстановление таблицы users из частичной копии.................................19</w:t>
+              <w:br/>
+              <w:t>2.15 Восстановление таблицы orders из частичной копии................................20</w:t>
+              <w:br/>
+              <w:t>2.16 Проверка данных после восстановления из частичных копий.........................21</w:t>
+              <w:br/>
+              <w:t>2.17 Сравнение полного и частичного резервного копирования...........................22</w:t>
+              <w:br/>
+              <w:t>ЗАКЛЮЧЕНИЕ..........................................................................23</w:t>
+              <w:br/>
+              <w:t>СПИСОК ИСПОЛЬЗОВАННОЙ ЛИТЕРАТУРЫ...................................................24</w:t>
             </w:r>
           </w:p>
         </w:tc>
@@ -1403,6 +1425,11 @@
     </w:tbl>
     <w:p/>
     <w:p>
+      <w:r>
+        <w:br w:type="page"/>
+      </w:r>
+    </w:p>
+    <w:p>
       <w:pPr>
         <w:jc w:val="center"/>
       </w:pPr>
@@ -1425,7 +1452,7 @@
           <w:rFonts w:ascii="Times New Roman" w:hAnsi="Times New Roman"/>
           <w:sz w:val="28"/>
         </w:rPr>
-        <w:t>Резервное копирование базы данных является важнейшей операцией администрирования СУБД. Оно позволяет сохранить данные и восстановить их в случае сбоя, ошибки пользователя или потери данных. В PostgreSQL для создания резервных копий используется утилита pg_dump.</w:t>
+        <w:t>Резервное копирование базы данных является одной из важнейших задач администрирования СУБД. Оно позволяет сохранить данные и восстановить их в случае сбоя оборудования, ошибки пользователя, программной неисправности или потери данных по другим причинам. Без регулярного резервного копирования организация рискует потерять критически важную информацию, что может привести к серьёзным последствиям.</w:t>
       </w:r>
     </w:p>
     <w:p>
@@ -1437,7 +1464,7 @@
           <w:rFonts w:ascii="Times New Roman" w:hAnsi="Times New Roman"/>
           <w:sz w:val="28"/>
         </w:rPr>
-        <w:t>В задании №5 необходимо выполнить полное и частичное резервное копирование базы данных PostgreSQL. Используются таблицы users и orders из задания №4. После создания резервных копий таблицы удаляются, а затем восстанавливаются из резервных копий с помощью команды psql.</w:t>
+        <w:t>В PostgreSQL для создания резервных копий используется утилита pg_dump, которая входит в стандартный набор инструментов СУБД. pg_dump позволяет создавать копии как всей базы данных целиком (полное резервное копирование), так и отдельных таблиц или схем (частичное резервное копирование). Результатом работы pg_dump является SQL-скрипт, содержащий все команды, необходимые для воссоздания структуры и данных базы.</w:t>
       </w:r>
     </w:p>
     <w:p>
@@ -1449,10 +1476,50 @@
           <w:rFonts w:ascii="Times New Roman" w:hAnsi="Times New Roman"/>
           <w:sz w:val="28"/>
         </w:rPr>
-        <w:t>Полное резервное копирование сохраняет всю базу данных целиком, включая все таблицы, индексы, последовательности и данные. Частичное резервное копирование позволяет сохранить только отдельные таблицы с помощью параметра -t утилиты pg_dump.</w:t>
-      </w:r>
-    </w:p>
-    <w:p/>
+        <w:t>Существует несколько подходов к резервному копированию баз данных. Полное резервное копирование сохраняет всю базу данных целиком, включая все таблицы, индексы, последовательности, ограничения целостности и данные. Это наиболее надёжный способ, так как позволяет полностью восстановить базу данных из одного файла. Однако полное копирование занимает больше времени и дискового пространства.</w:t>
+      </w:r>
+    </w:p>
+    <w:p>
+      <w:pPr>
+        <w:jc w:val="both"/>
+      </w:pPr>
+      <w:r>
+        <w:rPr>
+          <w:rFonts w:ascii="Times New Roman" w:hAnsi="Times New Roman"/>
+          <w:sz w:val="28"/>
+        </w:rPr>
+        <w:t>Частичное резервное копирование позволяет сохранить только определённые таблицы или объекты базы данных. Это полезно, когда необходимо создать копию только критически важных таблиц или когда размер полной копии слишком велик. В pg_dump для частичного копирования используется параметр -t (--table), который указывает, какую таблицу нужно включить в копию.</w:t>
+      </w:r>
+    </w:p>
+    <w:p>
+      <w:pPr>
+        <w:jc w:val="both"/>
+      </w:pPr>
+      <w:r>
+        <w:rPr>
+          <w:rFonts w:ascii="Times New Roman" w:hAnsi="Times New Roman"/>
+          <w:sz w:val="28"/>
+        </w:rPr>
+        <w:t>В задании №5 необходимо выполнить полное и частичное резервное копирование базы данных PostgreSQL. Используются таблицы users и orders из задания №4, содержащие по 200 записей каждая. После создания резервных копий таблицы удаляются из базы данных, а затем восстанавливаются с помощью команды psql. Это позволяет проверить корректность созданных резервных копий и убедиться, что данные могут быть полностью восстановлены.</w:t>
+      </w:r>
+    </w:p>
+    <w:p>
+      <w:pPr>
+        <w:jc w:val="both"/>
+      </w:pPr>
+      <w:r>
+        <w:rPr>
+          <w:rFonts w:ascii="Times New Roman" w:hAnsi="Times New Roman"/>
+          <w:sz w:val="28"/>
+        </w:rPr>
+        <w:t>Цель данной практической работы — изучить механизмы резервного копирования и восстановления в СУБД PostgreSQL, научиться создавать полные и частичные резервные копии с помощью утилиты pg_dump, а также восстанавливать данные из созданных копий.</w:t>
+      </w:r>
+    </w:p>
+    <w:p>
+      <w:r>
+        <w:br w:type="page"/>
+      </w:r>
+    </w:p>
     <w:p>
       <w:pPr>
         <w:jc w:val="center"/>
@@ -1474,7 +1541,7 @@
           <w:b/>
           <w:sz w:val="28"/>
         </w:rPr>
-        <w:t>1.1 Полное резервное копирование (pg_dump)</w:t>
+        <w:t>1.1 Понятие резервного копирования баз данных</w:t>
       </w:r>
     </w:p>
     <w:p>
@@ -1486,7 +1553,7 @@
           <w:rFonts w:ascii="Times New Roman" w:hAnsi="Times New Roman"/>
           <w:sz w:val="28"/>
         </w:rPr>
-        <w:t>Утилита pg_dump создаёт резервную копию базы данных PostgreSQL в формате SQL-скрипта. При полном резервном копировании pg_dump сохраняет все объекты базы данных: таблицы, индексы, последовательности, ограничения и данные.</w:t>
+        <w:t>Резервное копирование (backup) — это процесс создания копии данных для последующего восстановления в случае их потери или повреждения. В контексте баз данных резервное копирование включает сохранение структуры базы (таблиц, индексов, ограничений, последовательностей) и самих данных (строк таблиц).</w:t>
       </w:r>
     </w:p>
     <w:p>
@@ -1498,7 +1565,19 @@
           <w:rFonts w:ascii="Times New Roman" w:hAnsi="Times New Roman"/>
           <w:sz w:val="28"/>
         </w:rPr>
-        <w:t>Команда для полного резервного копирования: pg_dump practice_db &gt; full_backup.sql. Для восстановления из полной копии используется команда: psql -d practice_db &lt; full_backup.sql.</w:t>
+        <w:t>Основные причины для создания резервных копий: аппаратные сбои (выход из строя жёсткого диска, отключение питания), программные ошибки (некорректные обновления, баги в приложениях), человеческий фактор (случайное удаление данных, ошибки в SQL-запросах), и внешние угрозы (вирусы, хакерские атаки, стихийные бедствия).</w:t>
+      </w:r>
+    </w:p>
+    <w:p>
+      <w:pPr>
+        <w:jc w:val="both"/>
+      </w:pPr>
+      <w:r>
+        <w:rPr>
+          <w:rFonts w:ascii="Times New Roman" w:hAnsi="Times New Roman"/>
+          <w:sz w:val="28"/>
+        </w:rPr>
+        <w:t>Регулярное резервное копирование является обязательной практикой для любой организации, работающей с базами данных. Рекомендуется создавать копии ежедневно, а для критически важных систем — каждые несколько часов. Копии следует хранить на отдельных носителях или серверах, чтобы они не пострадали вместе с основными данными.</w:t>
       </w:r>
     </w:p>
     <w:p>
@@ -1508,7 +1587,7 @@
           <w:b/>
           <w:sz w:val="28"/>
         </w:rPr>
-        <w:t>1.2 Частичное резервное копирование (pg_dump -t)</w:t>
+        <w:t>1.2 Виды резервного копирования в PostgreSQL</w:t>
       </w:r>
     </w:p>
     <w:p>
@@ -1520,7 +1599,7 @@
           <w:rFonts w:ascii="Times New Roman" w:hAnsi="Times New Roman"/>
           <w:sz w:val="28"/>
         </w:rPr>
-        <w:t>Частичное резервное копирование позволяет сохранить только определённые таблицы базы данных. Для этого используется параметр -t (--table) утилиты pg_dump. Можно указать несколько таблиц, повторив параметр -t для каждой таблицы.</w:t>
+        <w:t>PostgreSQL поддерживает несколько методов резервного копирования:</w:t>
       </w:r>
     </w:p>
     <w:p>
@@ -1532,10 +1611,135 @@
           <w:rFonts w:ascii="Times New Roman" w:hAnsi="Times New Roman"/>
           <w:sz w:val="28"/>
         </w:rPr>
-        <w:t>Команды для частичного резервного копирования: pg_dump -t users practice_db &gt; partial_backup_users.sql и pg_dump -t orders practice_db &gt; partial_backup_orders.sql. Для восстановления используется psql -d practice_db &lt; partial_backup_users.sql и psql -d practice_db &lt; partial_backup_orders.sql.</w:t>
-      </w:r>
-    </w:p>
-    <w:p/>
+        <w:t>SQL-дамп (pg_dump) — утилита pg_dump создаёт текстовый файл с SQL-командами, которые при выполнении воссоздают базу данных в том же состоянии, в котором она была на момент создания дампа. pg_dump может работать с любой версией PostgreSQL, начиная с 7.0. Дамп может быть создан в текстовом формате (SQL), в пользовательском формате (-Fc), в формате каталога (-Fd) или в формате tar (-Ft).</w:t>
+      </w:r>
+    </w:p>
+    <w:p>
+      <w:pPr>
+        <w:jc w:val="both"/>
+      </w:pPr>
+      <w:r>
+        <w:rPr>
+          <w:rFonts w:ascii="Times New Roman" w:hAnsi="Times New Roman"/>
+          <w:sz w:val="28"/>
+        </w:rPr>
+        <w:t>Полное резервное копирование (full backup) сохраняет всю базу данных целиком. Команда: pg_dump имя_базы &gt; файл_копии.sql. В файл попадают все таблицы, индексы, последовательности, функции, триггеры и данные. Этот метод гарантирует полную согласованность данных на момент создания дампа.</w:t>
+      </w:r>
+    </w:p>
+    <w:p>
+      <w:pPr>
+        <w:jc w:val="both"/>
+      </w:pPr>
+      <w:r>
+        <w:rPr>
+          <w:rFonts w:ascii="Times New Roman" w:hAnsi="Times New Roman"/>
+          <w:sz w:val="28"/>
+        </w:rPr>
+        <w:t>Частичное резервное копирование (partial backup) сохраняет только выбранные объекты базы. Для этого используется параметр -t (--table): pg_dump -t имя_таблицы имя_базы &gt; файл_копии.sql. Можно указать несколько таблиц, повторив -t. Также можно использовать -n (--schema) для копирования целой схемы, или --exclude-table для исключения таблиц.</w:t>
+      </w:r>
+    </w:p>
+    <w:p>
+      <w:r>
+        <w:br w:type="page"/>
+      </w:r>
+    </w:p>
+    <w:p>
+      <w:r>
+        <w:rPr>
+          <w:rFonts w:ascii="Times New Roman" w:hAnsi="Times New Roman"/>
+          <w:b/>
+          <w:sz w:val="28"/>
+        </w:rPr>
+        <w:t>1.3 Утилита pg_dump</w:t>
+      </w:r>
+    </w:p>
+    <w:p>
+      <w:pPr>
+        <w:jc w:val="both"/>
+      </w:pPr>
+      <w:r>
+        <w:rPr>
+          <w:rFonts w:ascii="Times New Roman" w:hAnsi="Times New Roman"/>
+          <w:sz w:val="28"/>
+        </w:rPr>
+        <w:t>pg_dump — это утилита командной строки, входящая в стандартный пакет PostgreSQL. Она создаёт согласованный снимок базы данных, даже если база активно используется. pg_dump не блокирует другие операции с базой данных (ни чтение, ни запись).</w:t>
+      </w:r>
+    </w:p>
+    <w:p>
+      <w:pPr>
+        <w:jc w:val="both"/>
+      </w:pPr>
+      <w:r>
+        <w:rPr>
+          <w:rFonts w:ascii="Times New Roman" w:hAnsi="Times New Roman"/>
+          <w:sz w:val="28"/>
+        </w:rPr>
+        <w:t>Основные параметры pg_dump: -h (host) — адрес сервера базы данных; -p (port) — порт сервера (по умолчанию 5432); -U (username) — имя пользователя; -d (dbname) — имя базы данных; -t (table) — копировать только указанную таблицу; -n (schema) — копировать только указанную схему; -F (format) — формат выходного файла (p — текстовый, c — пользовательский, d — каталог, t — tar); --data-only — копировать только данные без структуры; --schema-only — копировать только структуру без данных.</w:t>
+      </w:r>
+    </w:p>
+    <w:p>
+      <w:pPr>
+        <w:jc w:val="both"/>
+      </w:pPr>
+      <w:r>
+        <w:rPr>
+          <w:rFonts w:ascii="Times New Roman" w:hAnsi="Times New Roman"/>
+          <w:sz w:val="28"/>
+        </w:rPr>
+        <w:t>Формат вывода по умолчанию — текстовый SQL-скрипт. В начале файла pg_dump записывает настройки сервера (SET-команды), затем команды CREATE TABLE для создания таблиц, команды COPY для вставки данных, команды ALTER TABLE для добавления ограничений и команды CREATE INDEX для создания индексов.</w:t>
+      </w:r>
+    </w:p>
+    <w:p>
+      <w:r>
+        <w:rPr>
+          <w:rFonts w:ascii="Times New Roman" w:hAnsi="Times New Roman"/>
+          <w:b/>
+          <w:sz w:val="28"/>
+        </w:rPr>
+        <w:t>1.4 Восстановление из резервной копии</w:t>
+      </w:r>
+    </w:p>
+    <w:p>
+      <w:pPr>
+        <w:jc w:val="both"/>
+      </w:pPr>
+      <w:r>
+        <w:rPr>
+          <w:rFonts w:ascii="Times New Roman" w:hAnsi="Times New Roman"/>
+          <w:sz w:val="28"/>
+        </w:rPr>
+        <w:t>Для восстановления из SQL-дампа используется утилита psql: psql -d имя_базы &lt; файл_копии.sql. Команда psql последовательно выполняет все SQL-команды из файла, воссоздавая структуру базы и загружая данные. Перед восстановлением необходимо убедиться, что целевая база данных существует и пуста (или что объекты ещё не созданы).</w:t>
+      </w:r>
+    </w:p>
+    <w:p>
+      <w:pPr>
+        <w:jc w:val="both"/>
+      </w:pPr>
+      <w:r>
+        <w:rPr>
+          <w:rFonts w:ascii="Times New Roman" w:hAnsi="Times New Roman"/>
+          <w:sz w:val="28"/>
+        </w:rPr>
+        <w:t>Для восстановления из пользовательского формата (-Fc) или формата каталога (-Fd) используется утилита pg_restore: pg_restore -d имя_базы файл_копии. pg_restore позволяет выбирать, какие объекты восстанавливать, и поддерживает параллельное восстановление нескольких таблиц одновременно для ускорения процесса.</w:t>
+      </w:r>
+    </w:p>
+    <w:p>
+      <w:pPr>
+        <w:jc w:val="both"/>
+      </w:pPr>
+      <w:r>
+        <w:rPr>
+          <w:rFonts w:ascii="Times New Roman" w:hAnsi="Times New Roman"/>
+          <w:sz w:val="28"/>
+        </w:rPr>
+        <w:t>Важно помнить о порядке восстановления при наличии внешних ключей. Если таблица orders ссылается на таблицу users через FOREIGN KEY, то сначала необходимо восстановить таблицу users, а затем таблицу orders. В полном дампе pg_dump автоматически определяет правильный порядок. При частичном восстановлении порядок нужно соблюдать вручную.</w:t>
+      </w:r>
+    </w:p>
+    <w:p>
+      <w:r>
+        <w:br w:type="page"/>
+      </w:r>
+    </w:p>
     <w:p>
       <w:pPr>
         <w:jc w:val="center"/>
@@ -1557,7 +1761,7 @@
           <w:b/>
           <w:sz w:val="28"/>
         </w:rPr>
-        <w:t>2.1 Создание таблиц users и orders</w:t>
+        <w:t>2.1 Создание базы данных и таблиц</w:t>
       </w:r>
     </w:p>
     <w:p>
@@ -1569,7 +1773,75 @@
           <w:rFonts w:ascii="Times New Roman" w:hAnsi="Times New Roman"/>
           <w:sz w:val="28"/>
         </w:rPr>
-        <w:t>Для выполнения задания используются таблицы users и orders из задания №4. Таблица users содержит 200 пользователей, таблица orders — 200 заказов. Ниже показаны данные таблиц и количество записей.</w:t>
+        <w:t>Для выполнения задания создана база данных practice_db с помощью команды CREATE DATABASE practice_db. База данных содержит две таблицы: users и orders, которые были созданы в задании №4. Таблица users хранит информацию о пользователях, таблица orders — информацию о заказах.</w:t>
+      </w:r>
+    </w:p>
+    <w:p>
+      <w:pPr>
+        <w:jc w:val="both"/>
+      </w:pPr>
+      <w:r>
+        <w:rPr>
+          <w:rFonts w:ascii="Times New Roman" w:hAnsi="Times New Roman"/>
+          <w:sz w:val="28"/>
+        </w:rPr>
+        <w:t>Связь между таблицами выполняется по полю user_id. В таблице users поле id является первичным ключом (PRIMARY KEY), а в таблице orders поле user_id является внешним ключом (FOREIGN KEY), который ссылается на users(id). Это обеспечивает ссылочную целостность данных.</w:t>
+      </w:r>
+    </w:p>
+    <w:p>
+      <w:r>
+        <w:rPr>
+          <w:rFonts w:ascii="Times New Roman" w:hAnsi="Times New Roman"/>
+          <w:b/>
+          <w:sz w:val="28"/>
+        </w:rPr>
+        <w:t>2.2 Создание таблиц users и orders</w:t>
+      </w:r>
+    </w:p>
+    <w:p>
+      <w:pPr>
+        <w:jc w:val="both"/>
+      </w:pPr>
+      <w:r>
+        <w:rPr>
+          <w:rFonts w:ascii="Times New Roman" w:hAnsi="Times New Roman"/>
+          <w:sz w:val="28"/>
+        </w:rPr>
+        <w:t>Таблица users содержит 4 колонки: id (SERIAL PRIMARY KEY), name (VARCHAR(100)), email (VARCHAR(150)) и age (INTEGER). Таблица orders содержит 4 колонки: id (SERIAL PRIMARY KEY), user_id (INTEGER REFERENCES users(id)), amount (NUMERIC(10,2)) и created_at (DATE). Также созданы два индекса: idx_users_email для ускорения поиска по email и idx_orders_user_id для ускорения соединения таблиц по user_id.</w:t>
+      </w:r>
+    </w:p>
+    <w:p>
+      <w:r>
+        <w:rPr>
+          <w:rFonts w:ascii="Times New Roman" w:hAnsi="Times New Roman"/>
+          <w:b/>
+          <w:sz w:val="28"/>
+        </w:rPr>
+        <w:t>2.3 Вставка данных в таблицы</w:t>
+      </w:r>
+    </w:p>
+    <w:p>
+      <w:pPr>
+        <w:jc w:val="both"/>
+      </w:pPr>
+      <w:r>
+        <w:rPr>
+          <w:rFonts w:ascii="Times New Roman" w:hAnsi="Times New Roman"/>
+          <w:sz w:val="28"/>
+        </w:rPr>
+        <w:t>В каждую таблицу добавлено по 200 записей с помощью конструкции WITH source_numbers и UNION ALL по образцу из задания №4. Для генерации данных использованы функции: ROW_NUMBER() для нумерации, RANDOM() для случайного возраста (18-60), суммы заказа (100-10000) и даты заказа (январь-май 2025). Вставка ограничена LIMIT 200.</w:t>
+      </w:r>
+    </w:p>
+    <w:p>
+      <w:pPr>
+        <w:jc w:val="both"/>
+      </w:pPr>
+      <w:r>
+        <w:rPr>
+          <w:rFonts w:ascii="Times New Roman" w:hAnsi="Times New Roman"/>
+          <w:sz w:val="28"/>
+        </w:rPr>
+        <w:t>Ниже показаны данные обеих таблиц — первые 10 строк таблицы users (id, name, email, age) и первые 10 строк таблицы orders (id, user_id, amount, created_at).</w:t>
       </w:r>
     </w:p>
     <w:p/>
@@ -1623,7 +1895,34 @@
           <w:i/>
           <w:sz w:val="24"/>
         </w:rPr>
-        <w:t>Рисунок 1 — Данные таблиц users и orders</w:t>
+        <w:t>Рисунок 1 — Данные таблиц users (10 записей) и orders (10 записей)</w:t>
+      </w:r>
+    </w:p>
+    <w:p>
+      <w:r>
+        <w:br w:type="page"/>
+      </w:r>
+    </w:p>
+    <w:p>
+      <w:r>
+        <w:rPr>
+          <w:rFonts w:ascii="Times New Roman" w:hAnsi="Times New Roman"/>
+          <w:b/>
+          <w:sz w:val="28"/>
+        </w:rPr>
+        <w:t>2.4 Проверка количества записей</w:t>
+      </w:r>
+    </w:p>
+    <w:p>
+      <w:pPr>
+        <w:jc w:val="both"/>
+      </w:pPr>
+      <w:r>
+        <w:rPr>
+          <w:rFonts w:ascii="Times New Roman" w:hAnsi="Times New Roman"/>
+          <w:sz w:val="28"/>
+        </w:rPr>
+        <w:t>Перед выполнением резервного копирования необходимо убедиться, что данные корректно загружены. Для проверки выполняется запрос COUNT(*) к обеим таблицам. Результат показывает: таблица users — 200 записей, таблица orders — 200 записей. Данные готовы для резервного копирования.</w:t>
       </w:r>
     </w:p>
     <w:p/>
@@ -1677,7 +1976,12 @@
           <w:i/>
           <w:sz w:val="24"/>
         </w:rPr>
-        <w:t>Рисунок 2 — Количество записей: users — 200, orders — 200</w:t>
+        <w:t>Рисунок 2 — Количество записей перед резервным копированием: users — 200, orders — 200</w:t>
+      </w:r>
+    </w:p>
+    <w:p>
+      <w:r>
+        <w:br w:type="page"/>
       </w:r>
     </w:p>
     <w:p>
@@ -1687,7 +1991,7 @@
           <w:b/>
           <w:sz w:val="28"/>
         </w:rPr>
-        <w:t>2.2 Полное резервное копирование базы данных</w:t>
+        <w:t>2.5 Полное резервное копирование базы данных</w:t>
       </w:r>
     </w:p>
     <w:p>
@@ -1699,7 +2003,19 @@
           <w:rFonts w:ascii="Times New Roman" w:hAnsi="Times New Roman"/>
           <w:sz w:val="28"/>
         </w:rPr>
-        <w:t>Полное резервное копирование выполняется командой pg_dump, которая сохраняет все таблицы, индексы, последовательности и данные базы practice_db в файл full_backup.sql. Размер файла полной копии — 16 Кб.</w:t>
+        <w:t>Полное резервное копирование выполняется командой pg_dump practice_db &gt; full_backup.sql. Утилита pg_dump подключается к базе данных practice_db, считывает все объекты и данные, и записывает их в файл full_backup.sql в виде SQL-команд. Размер файла полной копии составил 16 Кб.</w:t>
+      </w:r>
+    </w:p>
+    <w:p>
+      <w:pPr>
+        <w:jc w:val="both"/>
+      </w:pPr>
+      <w:r>
+        <w:rPr>
+          <w:rFonts w:ascii="Times New Roman" w:hAnsi="Times New Roman"/>
+          <w:sz w:val="28"/>
+        </w:rPr>
+        <w:t>Файл полной копии содержит: настройки сервера (SET-команды), команды CREATE TABLE для создания обеих таблиц (users и orders), команды CREATE SEQUENCE для последовательностей, команды COPY для вставки всех 400 записей (200 + 200), команды ALTER TABLE для добавления ограничений PRIMARY KEY и FOREIGN KEY, и команды CREATE INDEX для воссоздания индексов.</w:t>
       </w:r>
     </w:p>
     <w:p/>
@@ -1753,7 +2069,12 @@
           <w:i/>
           <w:sz w:val="24"/>
         </w:rPr>
-        <w:t>Рисунок 3 — Полное резервное копирование (pg_dump practice_db)</w:t>
+        <w:t>Рисунок 3 — Выполнение полного резервного копирования (pg_dump practice_db)</w:t>
+      </w:r>
+    </w:p>
+    <w:p>
+      <w:r>
+        <w:br w:type="page"/>
       </w:r>
     </w:p>
     <w:p>
@@ -1763,7 +2084,7 @@
           <w:b/>
           <w:sz w:val="28"/>
         </w:rPr>
-        <w:t>2.3 Частичное резервное копирование отдельных таблиц</w:t>
+        <w:t>2.6 Содержимое файла полной резервной копии</w:t>
       </w:r>
     </w:p>
     <w:p>
@@ -1775,7 +2096,19 @@
           <w:rFonts w:ascii="Times New Roman" w:hAnsi="Times New Roman"/>
           <w:sz w:val="28"/>
         </w:rPr>
-        <w:t>Частичное резервное копирование выполняется командой pg_dump -t, которая сохраняет только указанную таблицу. Созданы две частичные копии: partial_backup_users.sql — копия таблицы users (8.4 Кб) и partial_backup_orders.sql — копия таблицы orders (7.5 Кб).</w:t>
+        <w:t>Для наглядности показаны первые 30 строк файла full_backup.sql. В начале файла записан комментарий «PostgreSQL database dump» и версия pg_dump. Далее идут SET-команды для настройки кодировки (UTF8), стандартных строк и других параметров сервера. Затем начинается определение таблицы orders с помощью CREATE TABLE.</w:t>
+      </w:r>
+    </w:p>
+    <w:p>
+      <w:pPr>
+        <w:jc w:val="both"/>
+      </w:pPr>
+      <w:r>
+        <w:rPr>
+          <w:rFonts w:ascii="Times New Roman" w:hAnsi="Times New Roman"/>
+          <w:sz w:val="28"/>
+        </w:rPr>
+        <w:t>Файл содержит полный набор SQL-команд для воссоздания базы данных. При выполнении этих команд через psql база будет восстановлена в точно таком же состоянии, в каком она была на момент создания дампа.</w:t>
       </w:r>
     </w:p>
     <w:p/>
@@ -1795,7 +2128,7 @@
               <a:graphicData uri="http://schemas.openxmlformats.org/drawingml/2006/picture">
                 <pic:pic>
                   <pic:nvPicPr>
-                    <pic:cNvPr id="0" name="04_partial_backup.png"/>
+                    <pic:cNvPr id="0" name="05_full_backup_content.png"/>
                     <pic:cNvPicPr/>
                   </pic:nvPicPr>
                   <pic:blipFill>
@@ -1829,7 +2162,12 @@
           <w:i/>
           <w:sz w:val="24"/>
         </w:rPr>
-        <w:t>Рисунок 4 — Частичное резервное копирование (pg_dump -t users / -t orders)</w:t>
+        <w:t>Рисунок 4 — Содержимое файла полной резервной копии (первые 30 строк)</w:t>
+      </w:r>
+    </w:p>
+    <w:p>
+      <w:r>
+        <w:br w:type="page"/>
       </w:r>
     </w:p>
     <w:p>
@@ -1839,7 +2177,7 @@
           <w:b/>
           <w:sz w:val="28"/>
         </w:rPr>
-        <w:t>2.4 Содержимое файла полной резервной копии</w:t>
+        <w:t>2.7 Частичное резервное копирование таблицы users</w:t>
       </w:r>
     </w:p>
     <w:p>
@@ -1851,7 +2189,75 @@
           <w:rFonts w:ascii="Times New Roman" w:hAnsi="Times New Roman"/>
           <w:sz w:val="28"/>
         </w:rPr>
-        <w:t>Файл полной резервной копии содержит SQL-команды для воссоздания структуры базы данных и вставки данных. В начале файла указаны настройки сервера, затем идут команды CREATE TABLE, CREATE INDEX и COPY для загрузки данных.</w:t>
+        <w:t>Частичное резервное копирование таблицы users выполняется командой: pg_dump -t users practice_db &gt; partial_backup_users.sql. Параметр -t users указывает pg_dump сохранить только таблицу users и связанные с ней объекты (последовательность users_id_seq, индекс idx_users_email, ограничение PRIMARY KEY). Размер файла частичной копии — 8.4 Кб.</w:t>
+      </w:r>
+    </w:p>
+    <w:p>
+      <w:pPr>
+        <w:jc w:val="both"/>
+      </w:pPr>
+      <w:r>
+        <w:rPr>
+          <w:rFonts w:ascii="Times New Roman" w:hAnsi="Times New Roman"/>
+          <w:sz w:val="28"/>
+        </w:rPr>
+        <w:t>Файл partial_backup_users.sql содержит команды CREATE TABLE users, CREATE SEQUENCE users_id_seq, COPY 200 строк данных, ALTER TABLE для PRIMARY KEY и CREATE INDEX idx_users_email. Таблица orders и её данные в этот файл не попадают.</w:t>
+      </w:r>
+    </w:p>
+    <w:p>
+      <w:r>
+        <w:rPr>
+          <w:rFonts w:ascii="Times New Roman" w:hAnsi="Times New Roman"/>
+          <w:b/>
+          <w:sz w:val="28"/>
+        </w:rPr>
+        <w:t>2.8 Частичное резервное копирование таблицы orders</w:t>
+      </w:r>
+    </w:p>
+    <w:p>
+      <w:pPr>
+        <w:jc w:val="both"/>
+      </w:pPr>
+      <w:r>
+        <w:rPr>
+          <w:rFonts w:ascii="Times New Roman" w:hAnsi="Times New Roman"/>
+          <w:sz w:val="28"/>
+        </w:rPr>
+        <w:t>Аналогично, частичное резервное копирование таблицы orders выполняется командой: pg_dump -t orders practice_db &gt; partial_backup_orders.sql. Параметр -t orders указывает pg_dump сохранить только таблицу orders и связанные объекты. Размер файла — 7.5 Кб.</w:t>
+      </w:r>
+    </w:p>
+    <w:p>
+      <w:pPr>
+        <w:jc w:val="both"/>
+      </w:pPr>
+      <w:r>
+        <w:rPr>
+          <w:rFonts w:ascii="Times New Roman" w:hAnsi="Times New Roman"/>
+          <w:sz w:val="28"/>
+        </w:rPr>
+        <w:t>Важно: при частичном копировании таблицы orders в файл попадает ограничение FOREIGN KEY на поле user_id. Поэтому при восстановлении необходимо сначала восстановить таблицу users, а затем таблицу orders, иначе ограничение не будет создано.</w:t>
+      </w:r>
+    </w:p>
+    <w:p>
+      <w:r>
+        <w:rPr>
+          <w:rFonts w:ascii="Times New Roman" w:hAnsi="Times New Roman"/>
+          <w:b/>
+          <w:sz w:val="28"/>
+        </w:rPr>
+        <w:t>2.9 Список файлов резервных копий</w:t>
+      </w:r>
+    </w:p>
+    <w:p>
+      <w:pPr>
+        <w:jc w:val="both"/>
+      </w:pPr>
+      <w:r>
+        <w:rPr>
+          <w:rFonts w:ascii="Times New Roman" w:hAnsi="Times New Roman"/>
+          <w:sz w:val="28"/>
+        </w:rPr>
+        <w:t>После выполнения полного и частичного резервного копирования в директории backups находятся три файла: full_backup.sql (16 Кб) — полная копия всей базы данных, partial_backup_users.sql (8.4 Кб) — копия только таблицы users, partial_backup_orders.sql (7.5 Кб) — копия только таблицы orders. Суммарный размер частичных копий (15.9 Кб) примерно равен размеру полной копии (16 Кб).</w:t>
       </w:r>
     </w:p>
     <w:p/>
@@ -1871,7 +2277,7 @@
               <a:graphicData uri="http://schemas.openxmlformats.org/drawingml/2006/picture">
                 <pic:pic>
                   <pic:nvPicPr>
-                    <pic:cNvPr id="0" name="05_full_backup_content.png"/>
+                    <pic:cNvPr id="0" name="04_partial_backup.png"/>
                     <pic:cNvPicPr/>
                   </pic:nvPicPr>
                   <pic:blipFill>
@@ -1905,7 +2311,12 @@
           <w:i/>
           <w:sz w:val="24"/>
         </w:rPr>
-        <w:t>Рисунок 5 — Содержимое файла полной резервной копии (первые 30 строк)</w:t>
+        <w:t>Рисунок 5 — Частичное резервное копирование и список файлов копий</w:t>
+      </w:r>
+    </w:p>
+    <w:p>
+      <w:r>
+        <w:br w:type="page"/>
       </w:r>
     </w:p>
     <w:p>
@@ -1915,7 +2326,7 @@
           <w:b/>
           <w:sz w:val="28"/>
         </w:rPr>
-        <w:t>2.5 Удаление таблиц</w:t>
+        <w:t>2.10 Удаление таблиц из базы данных</w:t>
       </w:r>
     </w:p>
     <w:p>
@@ -1927,7 +2338,19 @@
           <w:rFonts w:ascii="Times New Roman" w:hAnsi="Times New Roman"/>
           <w:sz w:val="28"/>
         </w:rPr>
-        <w:t>Для проверки восстановления обе таблицы удаляются командой DROP TABLE. После удаления команда \dt показывает «Did not find any relations», что подтверждает полное удаление всех таблиц из базы данных.</w:t>
+        <w:t>Для проверки восстановления необходимо удалить таблицы из базы данных. Удаление выполняется командами DROP TABLE orders и DROP TABLE users. Порядок удаления важен: сначала удаляется таблица orders (которая ссылается на users), а затем таблица users. Если попытаться удалить users первой, PostgreSQL выдаст ошибку из-за существующей ссылки.</w:t>
+      </w:r>
+    </w:p>
+    <w:p>
+      <w:pPr>
+        <w:jc w:val="both"/>
+      </w:pPr>
+      <w:r>
+        <w:rPr>
+          <w:rFonts w:ascii="Times New Roman" w:hAnsi="Times New Roman"/>
+          <w:sz w:val="28"/>
+        </w:rPr>
+        <w:t>После удаления выполняется команда \dt, которая показывает список таблиц в базе данных. Результат — «Did not find any relations», что подтверждает полное удаление обеих таблиц. База данных practice_db теперь пуста и готова для восстановления.</w:t>
       </w:r>
     </w:p>
     <w:p/>
@@ -1981,7 +2404,12 @@
           <w:i/>
           <w:sz w:val="24"/>
         </w:rPr>
-        <w:t>Рисунок 6 — Удаление таблиц (DROP TABLE) и проверка (\dt)</w:t>
+        <w:t>Рисунок 6 — Удаление таблиц командой DROP TABLE и проверка командой \dt</w:t>
+      </w:r>
+    </w:p>
+    <w:p>
+      <w:r>
+        <w:br w:type="page"/>
       </w:r>
     </w:p>
     <w:p>
@@ -1991,7 +2419,7 @@
           <w:b/>
           <w:sz w:val="28"/>
         </w:rPr>
-        <w:t>2.6 Восстановление из полной резервной копии</w:t>
+        <w:t>2.11 Восстановление из полной резервной копии</w:t>
       </w:r>
     </w:p>
     <w:p>
@@ -2003,7 +2431,19 @@
           <w:rFonts w:ascii="Times New Roman" w:hAnsi="Times New Roman"/>
           <w:sz w:val="28"/>
         </w:rPr>
-        <w:t>Восстановление выполняется командой psql -d practice_db &lt; full_backup.sql. PostgreSQL выполняет все SQL-команды из файла копии: создаёт таблицы, вставляет данные (COPY 200), восстанавливает последовательности и индексы. После восстановления проверка показывает: users — 200, orders — 200.</w:t>
+        <w:t>Восстановление из полной резервной копии выполняется командой: psql -d practice_db &lt; full_backup.sql. Утилита psql последовательно выполняет все SQL-команды из файла: создаёт таблицы (CREATE TABLE), последовательности (CREATE SEQUENCE), загружает данные (COPY 200 строк в каждую таблицу), добавляет ограничения (ALTER TABLE) и создаёт индексы (CREATE INDEX).</w:t>
+      </w:r>
+    </w:p>
+    <w:p>
+      <w:pPr>
+        <w:jc w:val="both"/>
+      </w:pPr>
+      <w:r>
+        <w:rPr>
+          <w:rFonts w:ascii="Times New Roman" w:hAnsi="Times New Roman"/>
+          <w:sz w:val="28"/>
+        </w:rPr>
+        <w:t>В выводе команды видны все этапы восстановления: SET — настройка параметров, CREATE TABLE — создание таблиц, ALTER TABLE — добавление ограничений, CREATE SEQUENCE — создание последовательностей, COPY 200 — загрузка данных (200 строк в каждую таблицу), setval — восстановление счётчиков, CREATE INDEX — создание индексов.</w:t>
       </w:r>
     </w:p>
     <w:p/>
@@ -2057,7 +2497,12 @@
           <w:i/>
           <w:sz w:val="24"/>
         </w:rPr>
-        <w:t>Рисунок 7 — Восстановление из полной резервной копии и проверка</w:t>
+        <w:t>Рисунок 7 — Восстановление из полной резервной копии (psql &lt; full_backup.sql)</w:t>
+      </w:r>
+    </w:p>
+    <w:p>
+      <w:r>
+        <w:br w:type="page"/>
       </w:r>
     </w:p>
     <w:p>
@@ -2067,7 +2512,7 @@
           <w:b/>
           <w:sz w:val="28"/>
         </w:rPr>
-        <w:t>2.7 Восстановление из частичной резервной копии</w:t>
+        <w:t>2.12 Проверка данных после восстановления из полной копии</w:t>
       </w:r>
     </w:p>
     <w:p>
@@ -2079,7 +2524,80 @@
           <w:rFonts w:ascii="Times New Roman" w:hAnsi="Times New Roman"/>
           <w:sz w:val="28"/>
         </w:rPr>
-        <w:t>После повторного удаления таблиц выполняется восстановление из частичных копий. Сначала восстанавливается таблица users (так как orders ссылается на неё), затем таблица orders. Каждая частичная копия содержит SQL-команды только для одной таблицы.</w:t>
+        <w:t>После восстановления из полной копии выполняется проверка количества записей в обеих таблицах. Запрос SELECT COUNT(*) показывает: таблица users — 200 записей, таблица orders — 200 записей. Все данные успешно восстановлены из полной резервной копии. Структура таблиц, индексы и ограничения также восстановлены корректно.</w:t>
+      </w:r>
+    </w:p>
+    <w:p>
+      <w:pPr>
+        <w:jc w:val="both"/>
+      </w:pPr>
+      <w:r>
+        <w:rPr>
+          <w:rFonts w:ascii="Times New Roman" w:hAnsi="Times New Roman"/>
+          <w:sz w:val="28"/>
+        </w:rPr>
+        <w:t>Таким образом, полное резервное копирование и восстановление прошло успешно. Количество записей совпадает с исходным (200 + 200 = 400). Далее необходимо проверить восстановление из частичных копий.</w:t>
+      </w:r>
+    </w:p>
+    <w:p>
+      <w:r>
+        <w:br w:type="page"/>
+      </w:r>
+    </w:p>
+    <w:p>
+      <w:r>
+        <w:rPr>
+          <w:rFonts w:ascii="Times New Roman" w:hAnsi="Times New Roman"/>
+          <w:b/>
+          <w:sz w:val="28"/>
+        </w:rPr>
+        <w:t>2.13 Повторное удаление таблиц</w:t>
+      </w:r>
+    </w:p>
+    <w:p>
+      <w:pPr>
+        <w:jc w:val="both"/>
+      </w:pPr>
+      <w:r>
+        <w:rPr>
+          <w:rFonts w:ascii="Times New Roman" w:hAnsi="Times New Roman"/>
+          <w:sz w:val="28"/>
+        </w:rPr>
+        <w:t>Для проверки восстановления из частичных копий необходимо повторно удалить таблицы. Выполняются те же команды: DROP TABLE orders и DROP TABLE users. После удаления команда \dt подтверждает, что таблиц в базе данных нет.</w:t>
+      </w:r>
+    </w:p>
+    <w:p>
+      <w:pPr>
+        <w:jc w:val="both"/>
+      </w:pPr>
+      <w:r>
+        <w:rPr>
+          <w:rFonts w:ascii="Times New Roman" w:hAnsi="Times New Roman"/>
+          <w:sz w:val="28"/>
+        </w:rPr>
+        <w:t>Теперь база данных снова пуста и готова для восстановления из частичных копий. В отличие от полного восстановления, при частичном необходимо восстанавливать таблицы в правильном порядке: сначала users, потом orders.</w:t>
+      </w:r>
+    </w:p>
+    <w:p>
+      <w:r>
+        <w:rPr>
+          <w:rFonts w:ascii="Times New Roman" w:hAnsi="Times New Roman"/>
+          <w:b/>
+          <w:sz w:val="28"/>
+        </w:rPr>
+        <w:t>2.14 Восстановление таблицы users из частичной копии</w:t>
+      </w:r>
+    </w:p>
+    <w:p>
+      <w:pPr>
+        <w:jc w:val="both"/>
+      </w:pPr>
+      <w:r>
+        <w:rPr>
+          <w:rFonts w:ascii="Times New Roman" w:hAnsi="Times New Roman"/>
+          <w:sz w:val="28"/>
+        </w:rPr>
+        <w:t>Восстановление таблицы users выполняется командой: psql -d practice_db &lt; partial_backup_users.sql. В процессе восстановления создаётся таблица users, последовательность users_id_seq, загружаются 200 строк данных (COPY 200), восстанавливается счётчик (setval 200), создаётся индекс idx_users_email и добавляется ограничение PRIMARY KEY.</w:t>
       </w:r>
     </w:p>
     <w:p/>
@@ -2136,6 +2654,45 @@
         <w:t>Рисунок 8 — Восстановление таблицы users из частичной копии</w:t>
       </w:r>
     </w:p>
+    <w:p>
+      <w:r>
+        <w:br w:type="page"/>
+      </w:r>
+    </w:p>
+    <w:p>
+      <w:r>
+        <w:rPr>
+          <w:rFonts w:ascii="Times New Roman" w:hAnsi="Times New Roman"/>
+          <w:b/>
+          <w:sz w:val="28"/>
+        </w:rPr>
+        <w:t>2.15 Восстановление таблицы orders из частичной копии</w:t>
+      </w:r>
+    </w:p>
+    <w:p>
+      <w:pPr>
+        <w:jc w:val="both"/>
+      </w:pPr>
+      <w:r>
+        <w:rPr>
+          <w:rFonts w:ascii="Times New Roman" w:hAnsi="Times New Roman"/>
+          <w:sz w:val="28"/>
+        </w:rPr>
+        <w:t>После успешного восстановления таблицы users можно восстановить таблицу orders: psql -d practice_db &lt; partial_backup_orders.sql. Восстанавливаются: таблица orders, последовательность orders_id_seq, 200 строк данных, индекс idx_orders_user_id, ограничения PRIMARY KEY и FOREIGN KEY (user_id REFERENCES users(id)).</w:t>
+      </w:r>
+    </w:p>
+    <w:p>
+      <w:pPr>
+        <w:jc w:val="both"/>
+      </w:pPr>
+      <w:r>
+        <w:rPr>
+          <w:rFonts w:ascii="Times New Roman" w:hAnsi="Times New Roman"/>
+          <w:sz w:val="28"/>
+        </w:rPr>
+        <w:t>Обратите внимание: FOREIGN KEY создаётся успешно, потому что таблица users уже существует и содержит все необходимые записи. Если бы мы попытались восстановить orders до users, создание FOREIGN KEY завершилось бы ошибкой.</w:t>
+      </w:r>
+    </w:p>
     <w:p/>
     <w:p>
       <w:pPr>
@@ -2192,12 +2749,17 @@
     </w:p>
     <w:p>
       <w:r>
+        <w:br w:type="page"/>
+      </w:r>
+    </w:p>
+    <w:p>
+      <w:r>
         <w:rPr>
           <w:rFonts w:ascii="Times New Roman" w:hAnsi="Times New Roman"/>
           <w:b/>
           <w:sz w:val="28"/>
         </w:rPr>
-        <w:t>2.8 Проверка данных после восстановления</w:t>
+        <w:t>2.16 Проверка данных после восстановления из частичных копий</w:t>
       </w:r>
     </w:p>
     <w:p>
@@ -2209,7 +2771,19 @@
           <w:rFonts w:ascii="Times New Roman" w:hAnsi="Times New Roman"/>
           <w:sz w:val="28"/>
         </w:rPr>
-        <w:t>После восстановления из частичных копий выполняется проверка количества записей. Результат: users — 200 записей, orders — 200 записей. Все данные успешно восстановлены.</w:t>
+        <w:t>После восстановления обеих таблиц из частичных копий выполняется финальная проверка. Запрос COUNT(*) показывает: таблица users — 200 записей, таблица orders — 200 записей. Все данные полностью восстановлены из частичных резервных копий.</w:t>
+      </w:r>
+    </w:p>
+    <w:p>
+      <w:pPr>
+        <w:jc w:val="both"/>
+      </w:pPr>
+      <w:r>
+        <w:rPr>
+          <w:rFonts w:ascii="Times New Roman" w:hAnsi="Times New Roman"/>
+          <w:sz w:val="28"/>
+        </w:rPr>
+        <w:t>Результат совпадает с исходными данными и с результатом восстановления из полной копии. Это подтверждает, что частичное резервное копирование работает корректно и может быть использовано для сохранения отдельных таблиц.</w:t>
       </w:r>
     </w:p>
     <w:p/>
@@ -2263,10 +2837,77 @@
           <w:i/>
           <w:sz w:val="24"/>
         </w:rPr>
-        <w:t>Рисунок 10 — Проверка данных после восстановления из частичных копий</w:t>
-      </w:r>
-    </w:p>
-    <w:p/>
+        <w:t>Рисунок 10 — Проверка данных после восстановления: users — 200, orders — 200</w:t>
+      </w:r>
+    </w:p>
+    <w:p>
+      <w:r>
+        <w:br w:type="page"/>
+      </w:r>
+    </w:p>
+    <w:p>
+      <w:r>
+        <w:rPr>
+          <w:rFonts w:ascii="Times New Roman" w:hAnsi="Times New Roman"/>
+          <w:b/>
+          <w:sz w:val="28"/>
+        </w:rPr>
+        <w:t>2.17 Сравнение полного и частичного резервного копирования</w:t>
+      </w:r>
+    </w:p>
+    <w:p>
+      <w:pPr>
+        <w:jc w:val="both"/>
+      </w:pPr>
+      <w:r>
+        <w:rPr>
+          <w:rFonts w:ascii="Times New Roman" w:hAnsi="Times New Roman"/>
+          <w:sz w:val="28"/>
+        </w:rPr>
+        <w:t>По результатам выполнения задания можно сравнить два метода резервного копирования:</w:t>
+      </w:r>
+    </w:p>
+    <w:p>
+      <w:pPr>
+        <w:jc w:val="both"/>
+      </w:pPr>
+      <w:r>
+        <w:rPr>
+          <w:rFonts w:ascii="Times New Roman" w:hAnsi="Times New Roman"/>
+          <w:sz w:val="28"/>
+        </w:rPr>
+        <w:t>Полное резервное копирование: одна команда для создания копии (pg_dump practice_db), одна команда для восстановления (psql &lt; full_backup.sql), автоматический порядок объектов, один файл (16 Кб). Преимущество — простота и надёжность. Недостаток — больший размер файла для больших баз данных.</w:t>
+      </w:r>
+    </w:p>
+    <w:p>
+      <w:pPr>
+        <w:jc w:val="both"/>
+      </w:pPr>
+      <w:r>
+        <w:rPr>
+          <w:rFonts w:ascii="Times New Roman" w:hAnsi="Times New Roman"/>
+          <w:sz w:val="28"/>
+        </w:rPr>
+        <w:t>Частичное резервное копирование: отдельная команда для каждой таблицы (pg_dump -t users, pg_dump -t orders), отдельное восстановление каждой таблицы, необходимость соблюдать порядок восстановления (сначала users, потом orders), несколько файлов (8.4 + 7.5 = 15.9 Кб). Преимущество — гибкость, возможность копировать только нужные таблицы. Недостаток — сложность управления зависимостями.</w:t>
+      </w:r>
+    </w:p>
+    <w:p>
+      <w:pPr>
+        <w:jc w:val="both"/>
+      </w:pPr>
+      <w:r>
+        <w:rPr>
+          <w:rFonts w:ascii="Times New Roman" w:hAnsi="Times New Roman"/>
+          <w:sz w:val="28"/>
+        </w:rPr>
+        <w:t>Для небольших баз данных рекомендуется использовать полное резервное копирование, так как оно проще в управлении. Частичное копирование полезно для больших баз, когда нужно быстро сохранить только критически важные таблицы.</w:t>
+      </w:r>
+    </w:p>
+    <w:p>
+      <w:r>
+        <w:br w:type="page"/>
+      </w:r>
+    </w:p>
     <w:p>
       <w:pPr>
         <w:jc w:val="center"/>
@@ -2290,7 +2931,7 @@
           <w:rFonts w:ascii="Times New Roman" w:hAnsi="Times New Roman"/>
           <w:sz w:val="28"/>
         </w:rPr>
-        <w:t>В ходе выполнения задания №5 были выполнены операции полного и частичного резервного копирования базы данных PostgreSQL. Использовались таблицы users и orders из задания №4, содержащие по 200 записей каждая.</w:t>
+        <w:t>В ходе выполнения задания №5 были изучены и применены механизмы резервного копирования и восстановления базы данных в СУБД PostgreSQL. Использовались таблицы users и orders из задания №4, содержащие по 200 записей каждая.</w:t>
       </w:r>
     </w:p>
     <w:p>
@@ -2302,7 +2943,7 @@
           <w:rFonts w:ascii="Times New Roman" w:hAnsi="Times New Roman"/>
           <w:sz w:val="28"/>
         </w:rPr>
-        <w:t>Полное резервное копирование выполнено утилитой pg_dump. Созданный файл full_backup.sql содержит полную структуру базы данных и все данные. Размер файла — 16 Кб.</w:t>
+        <w:t>Полное резервное копирование выполнено утилитой pg_dump. Созданный файл full_backup.sql (16 Кб) содержит полную структуру базы данных practice_db и все данные обеих таблиц. После удаления таблиц восстановление из полной копии прошло успешно: обе таблицы восстановлены с 200 записями каждая.</w:t>
       </w:r>
     </w:p>
     <w:p>
@@ -2314,7 +2955,7 @@
           <w:rFonts w:ascii="Times New Roman" w:hAnsi="Times New Roman"/>
           <w:sz w:val="28"/>
         </w:rPr>
-        <w:t>Частичное резервное копирование выполнено утилитой pg_dump -t для каждой таблицы отдельно. Созданы файлы partial_backup_users.sql (8.4 Кб) и partial_backup_orders.sql (7.5 Кб).</w:t>
+        <w:t>Частичное резервное копирование выполнено утилитой pg_dump с параметром -t для каждой таблицы отдельно. Созданы файлы partial_backup_users.sql (8.4 Кб) и partial_backup_orders.sql (7.5 Кб). После повторного удаления таблиц восстановление из частичных копий также прошло успешно.</w:t>
       </w:r>
     </w:p>
     <w:p>
@@ -2326,10 +2967,26 @@
           <w:rFonts w:ascii="Times New Roman" w:hAnsi="Times New Roman"/>
           <w:sz w:val="28"/>
         </w:rPr>
-        <w:t>После удаления таблиц (DROP TABLE) выполнено успешное восстановление из полной и частичной резервных копий. В обоих случаях после восстановления таблицы содержали по 200 записей, что подтверждает корректность резервного копирования и восстановления.</w:t>
-      </w:r>
-    </w:p>
-    <w:p/>
+        <w:t>При частичном восстановлении важно соблюдать порядок: сначала восстанавливать таблицу users (так как она является родительской), а затем таблицу orders (которая ссылается на users через FOREIGN KEY). Нарушение порядка приведёт к ошибке создания ограничения.</w:t>
+      </w:r>
+    </w:p>
+    <w:p>
+      <w:pPr>
+        <w:jc w:val="both"/>
+      </w:pPr>
+      <w:r>
+        <w:rPr>
+          <w:rFonts w:ascii="Times New Roman" w:hAnsi="Times New Roman"/>
+          <w:sz w:val="28"/>
+        </w:rPr>
+        <w:t>Таким образом, задание выполнено полностью. Продемонстрированы оба метода резервного копирования, проведено удаление данных и успешное восстановление. Полученные навыки являются необходимыми для администрирования баз данных PostgreSQL.</w:t>
+      </w:r>
+    </w:p>
+    <w:p>
+      <w:r>
+        <w:br w:type="page"/>
+      </w:r>
+    </w:p>
     <w:p>
       <w:pPr>
         <w:jc w:val="center"/>
@@ -2390,6 +3047,30 @@
           <w:sz w:val="28"/>
         </w:rPr>
         <w:t>4. PostgreSQL Documentation. SQL Dump. — https://www.postgresql.org/docs/current/backup-dump.html</w:t>
+      </w:r>
+    </w:p>
+    <w:p>
+      <w:pPr>
+        <w:jc w:val="both"/>
+      </w:pPr>
+      <w:r>
+        <w:rPr>
+          <w:rFonts w:ascii="Times New Roman" w:hAnsi="Times New Roman"/>
+          <w:sz w:val="28"/>
+        </w:rPr>
+        <w:t>5. PostgreSQL Documentation. CREATE TABLE. — https://www.postgresql.org/docs/current/sql-createtable.html</w:t>
+      </w:r>
+    </w:p>
+    <w:p>
+      <w:pPr>
+        <w:jc w:val="both"/>
+      </w:pPr>
+      <w:r>
+        <w:rPr>
+          <w:rFonts w:ascii="Times New Roman" w:hAnsi="Times New Roman"/>
+          <w:sz w:val="28"/>
+        </w:rPr>
+        <w:t>6. Учебные материалы по дисциплине «Методы быстрого поиска и обработки данных».</w:t>
       </w:r>
     </w:p>
     <w:sectPr>

--- a/Отчёт_Задание_5.docx
+++ b/Отчёт_Задание_5.docx
@@ -1363,55 +1363,33 @@
               </w:rPr>
               <w:t>ВВЕДЕНИЕ.............................................................................3</w:t>
               <w:br/>
-              <w:t>1 ОСНОВНАЯ ЧАСТЬ.....................................................................5</w:t>
+              <w:t>1 ОСНОВНАЯ ЧАСТЬ.....................................................................4</w:t>
               <w:br/>
-              <w:t>1.1 Понятие резервного копирования баз данных........................................5</w:t>
+              <w:t>1.1 Понятие резервного копирования баз данных........................................4</w:t>
               <w:br/>
-              <w:t>1.2 Виды резервного копирования в PostgreSQL.........................................5</w:t>
+              <w:t>1.2 Виды резервного копирования в PostgreSQL.........................................4</w:t>
               <w:br/>
-              <w:t>1.3 Утилита pg_dump..................................................................6</w:t>
+              <w:t>1.3 Утилита pg_dump и восстановление.................................................5</w:t>
               <w:br/>
-              <w:t>1.4 Восстановление из резервной копии................................................7</w:t>
+              <w:t>2 СПЕЦИАЛЬНАЯ ЧАСТЬ..................................................................6</w:t>
               <w:br/>
-              <w:t>2 СПЕЦИАЛЬНАЯ ЧАСТЬ..................................................................8</w:t>
+              <w:t>2.1 Создание таблиц users и orders...................................................6</w:t>
               <w:br/>
-              <w:t>2.1 Создание базы данных и таблиц....................................................8</w:t>
+              <w:t>2.2 Полное резервное копирование базы данных.........................................7</w:t>
               <w:br/>
-              <w:t>2.2 Создание таблиц users и orders...................................................8</w:t>
+              <w:t>2.3 Частичное резервное копирование отдельных таблиц.................................8</w:t>
               <w:br/>
-              <w:t>2.3 Вставка данных в таблицы.........................................................9</w:t>
+              <w:t>2.4 Удаление таблиц из базы данных...................................................9</w:t>
               <w:br/>
-              <w:t>2.4 Проверка количества записей......................................................10</w:t>
+              <w:t>2.5 Восстановление из полной резервной копии........................................10</w:t>
               <w:br/>
-              <w:t>2.5 Полное резервное копирование базы данных.........................................11</w:t>
+              <w:t>2.6 Восстановление из частичной резервной копии.....................................11</w:t>
               <w:br/>
-              <w:t>2.6 Содержимое файла полной резервной копии..........................................12</w:t>
+              <w:t>2.7 Проверка данных после восстановления............................................12</w:t>
               <w:br/>
-              <w:t>2.7 Частичное резервное копирование таблицы users....................................13</w:t>
+              <w:t>ЗАКЛЮЧЕНИЕ..........................................................................13</w:t>
               <w:br/>
-              <w:t>2.8 Частичное резервное копирование таблицы orders...................................14</w:t>
-              <w:br/>
-              <w:t>2.9 Список файлов резервных копий....................................................14</w:t>
-              <w:br/>
-              <w:t>2.10 Удаление таблиц из базы данных..................................................15</w:t>
-              <w:br/>
-              <w:t>2.11 Восстановление из полной резервной копии........................................16</w:t>
-              <w:br/>
-              <w:t>2.12 Проверка данных после восстановления из полной копии............................17</w:t>
-              <w:br/>
-              <w:t>2.13 Повторное удаление таблиц.......................................................18</w:t>
-              <w:br/>
-              <w:t>2.14 Восстановление таблицы users из частичной копии.................................19</w:t>
-              <w:br/>
-              <w:t>2.15 Восстановление таблицы orders из частичной копии................................20</w:t>
-              <w:br/>
-              <w:t>2.16 Проверка данных после восстановления из частичных копий.........................21</w:t>
-              <w:br/>
-              <w:t>2.17 Сравнение полного и частичного резервного копирования...........................22</w:t>
-              <w:br/>
-              <w:t>ЗАКЛЮЧЕНИЕ..........................................................................23</w:t>
-              <w:br/>
-              <w:t>СПИСОК ИСПОЛЬЗОВАННОЙ ЛИТЕРАТУРЫ...................................................24</w:t>
+              <w:t>СПИСОК ИСПОЛЬЗОВАННОЙ ЛИТЕРАТУРЫ...................................................14</w:t>
             </w:r>
           </w:p>
         </w:tc>
@@ -1452,7 +1430,7 @@
           <w:rFonts w:ascii="Times New Roman" w:hAnsi="Times New Roman"/>
           <w:sz w:val="28"/>
         </w:rPr>
-        <w:t>Резервное копирование базы данных является одной из важнейших задач администрирования СУБД. Оно позволяет сохранить данные и восстановить их в случае сбоя оборудования, ошибки пользователя, программной неисправности или потери данных по другим причинам. Без регулярного резервного копирования организация рискует потерять критически важную информацию, что может привести к серьёзным последствиям.</w:t>
+        <w:t>Резервное копирование базы данных является одной из важнейших задач администрирования СУБД. Оно позволяет сохранить данные и восстановить их в случае сбоя оборудования, ошибки пользователя, программной неисправности или потери данных по другим причинам. Без регулярного резервного копирования организация рискует потерять критически важную информацию.</w:t>
       </w:r>
     </w:p>
     <w:p>
@@ -1464,7 +1442,7 @@
           <w:rFonts w:ascii="Times New Roman" w:hAnsi="Times New Roman"/>
           <w:sz w:val="28"/>
         </w:rPr>
-        <w:t>В PostgreSQL для создания резервных копий используется утилита pg_dump, которая входит в стандартный набор инструментов СУБД. pg_dump позволяет создавать копии как всей базы данных целиком (полное резервное копирование), так и отдельных таблиц или схем (частичное резервное копирование). Результатом работы pg_dump является SQL-скрипт, содержащий все команды, необходимые для воссоздания структуры и данных базы.</w:t>
+        <w:t>В PostgreSQL для создания резервных копий используется утилита pg_dump, которая входит в стандартный набор инструментов СУБД. pg_dump позволяет создавать копии как всей базы данных целиком (полное резервное копирование), так и отдельных таблиц (частичное резервное копирование).</w:t>
       </w:r>
     </w:p>
     <w:p>
@@ -1476,31 +1454,7 @@
           <w:rFonts w:ascii="Times New Roman" w:hAnsi="Times New Roman"/>
           <w:sz w:val="28"/>
         </w:rPr>
-        <w:t>Существует несколько подходов к резервному копированию баз данных. Полное резервное копирование сохраняет всю базу данных целиком, включая все таблицы, индексы, последовательности, ограничения целостности и данные. Это наиболее надёжный способ, так как позволяет полностью восстановить базу данных из одного файла. Однако полное копирование занимает больше времени и дискового пространства.</w:t>
-      </w:r>
-    </w:p>
-    <w:p>
-      <w:pPr>
-        <w:jc w:val="both"/>
-      </w:pPr>
-      <w:r>
-        <w:rPr>
-          <w:rFonts w:ascii="Times New Roman" w:hAnsi="Times New Roman"/>
-          <w:sz w:val="28"/>
-        </w:rPr>
-        <w:t>Частичное резервное копирование позволяет сохранить только определённые таблицы или объекты базы данных. Это полезно, когда необходимо создать копию только критически важных таблиц или когда размер полной копии слишком велик. В pg_dump для частичного копирования используется параметр -t (--table), который указывает, какую таблицу нужно включить в копию.</w:t>
-      </w:r>
-    </w:p>
-    <w:p>
-      <w:pPr>
-        <w:jc w:val="both"/>
-      </w:pPr>
-      <w:r>
-        <w:rPr>
-          <w:rFonts w:ascii="Times New Roman" w:hAnsi="Times New Roman"/>
-          <w:sz w:val="28"/>
-        </w:rPr>
-        <w:t>В задании №5 необходимо выполнить полное и частичное резервное копирование базы данных PostgreSQL. Используются таблицы users и orders из задания №4, содержащие по 200 записей каждая. После создания резервных копий таблицы удаляются из базы данных, а затем восстанавливаются с помощью команды psql. Это позволяет проверить корректность созданных резервных копий и убедиться, что данные могут быть полностью восстановлены.</w:t>
+        <w:t>В задании №5 необходимо выполнить полное и частичное резервное копирование базы данных PostgreSQL. Используются таблицы users и orders из задания №4. После создания резервных копий таблицы удаляются, а затем восстанавливаются из резервных копий с помощью команды psql.</w:t>
       </w:r>
     </w:p>
     <w:p>
@@ -1553,7 +1507,7 @@
           <w:rFonts w:ascii="Times New Roman" w:hAnsi="Times New Roman"/>
           <w:sz w:val="28"/>
         </w:rPr>
-        <w:t>Резервное копирование (backup) — это процесс создания копии данных для последующего восстановления в случае их потери или повреждения. В контексте баз данных резервное копирование включает сохранение структуры базы (таблиц, индексов, ограничений, последовательностей) и самих данных (строк таблиц).</w:t>
+        <w:t>Резервное копирование (backup) — это процесс создания копии данных для последующего восстановления в случае их потери или повреждения. В контексте баз данных резервное копирование включает сохранение структуры базы (таблиц, индексов, ограничений) и самих данных.</w:t>
       </w:r>
     </w:p>
     <w:p>
@@ -1565,19 +1519,7 @@
           <w:rFonts w:ascii="Times New Roman" w:hAnsi="Times New Roman"/>
           <w:sz w:val="28"/>
         </w:rPr>
-        <w:t>Основные причины для создания резервных копий: аппаратные сбои (выход из строя жёсткого диска, отключение питания), программные ошибки (некорректные обновления, баги в приложениях), человеческий фактор (случайное удаление данных, ошибки в SQL-запросах), и внешние угрозы (вирусы, хакерские атаки, стихийные бедствия).</w:t>
-      </w:r>
-    </w:p>
-    <w:p>
-      <w:pPr>
-        <w:jc w:val="both"/>
-      </w:pPr>
-      <w:r>
-        <w:rPr>
-          <w:rFonts w:ascii="Times New Roman" w:hAnsi="Times New Roman"/>
-          <w:sz w:val="28"/>
-        </w:rPr>
-        <w:t>Регулярное резервное копирование является обязательной практикой для любой организации, работающей с базами данных. Рекомендуется создавать копии ежедневно, а для критически важных систем — каждые несколько часов. Копии следует хранить на отдельных носителях или серверах, чтобы они не пострадали вместе с основными данными.</w:t>
+        <w:t>Основные причины для создания резервных копий: аппаратные сбои, программные ошибки, человеческий фактор (случайное удаление данных) и внешние угрозы. Регулярное резервное копирование является обязательной практикой для любой организации, работающей с базами данных.</w:t>
       </w:r>
     </w:p>
     <w:p>
@@ -1599,7 +1541,7 @@
           <w:rFonts w:ascii="Times New Roman" w:hAnsi="Times New Roman"/>
           <w:sz w:val="28"/>
         </w:rPr>
-        <w:t>PostgreSQL поддерживает несколько методов резервного копирования:</w:t>
+        <w:t>Полное резервное копирование (full backup) сохраняет всю базу данных целиком, включая все таблицы, индексы, последовательности и данные. Команда: pg_dump имя_базы &gt; файл_копии.sql. Этот метод гарантирует полную согласованность данных на момент создания дампа.</w:t>
       </w:r>
     </w:p>
     <w:p>
@@ -1611,36 +1553,7 @@
           <w:rFonts w:ascii="Times New Roman" w:hAnsi="Times New Roman"/>
           <w:sz w:val="28"/>
         </w:rPr>
-        <w:t>SQL-дамп (pg_dump) — утилита pg_dump создаёт текстовый файл с SQL-командами, которые при выполнении воссоздают базу данных в том же состоянии, в котором она была на момент создания дампа. pg_dump может работать с любой версией PostgreSQL, начиная с 7.0. Дамп может быть создан в текстовом формате (SQL), в пользовательском формате (-Fc), в формате каталога (-Fd) или в формате tar (-Ft).</w:t>
-      </w:r>
-    </w:p>
-    <w:p>
-      <w:pPr>
-        <w:jc w:val="both"/>
-      </w:pPr>
-      <w:r>
-        <w:rPr>
-          <w:rFonts w:ascii="Times New Roman" w:hAnsi="Times New Roman"/>
-          <w:sz w:val="28"/>
-        </w:rPr>
-        <w:t>Полное резервное копирование (full backup) сохраняет всю базу данных целиком. Команда: pg_dump имя_базы &gt; файл_копии.sql. В файл попадают все таблицы, индексы, последовательности, функции, триггеры и данные. Этот метод гарантирует полную согласованность данных на момент создания дампа.</w:t>
-      </w:r>
-    </w:p>
-    <w:p>
-      <w:pPr>
-        <w:jc w:val="both"/>
-      </w:pPr>
-      <w:r>
-        <w:rPr>
-          <w:rFonts w:ascii="Times New Roman" w:hAnsi="Times New Roman"/>
-          <w:sz w:val="28"/>
-        </w:rPr>
-        <w:t>Частичное резервное копирование (partial backup) сохраняет только выбранные объекты базы. Для этого используется параметр -t (--table): pg_dump -t имя_таблицы имя_базы &gt; файл_копии.sql. Можно указать несколько таблиц, повторив -t. Также можно использовать -n (--schema) для копирования целой схемы, или --exclude-table для исключения таблиц.</w:t>
-      </w:r>
-    </w:p>
-    <w:p>
-      <w:r>
-        <w:br w:type="page"/>
+        <w:t>Частичное резервное копирование (partial backup) сохраняет только выбранные объекты базы. Для этого используется параметр -t (--table): pg_dump -t имя_таблицы имя_базы &gt; файл_копии.sql. Можно указать несколько таблиц, повторив -t для каждой.</w:t>
       </w:r>
     </w:p>
     <w:p>
@@ -1650,7 +1563,7 @@
           <w:b/>
           <w:sz w:val="28"/>
         </w:rPr>
-        <w:t>1.3 Утилита pg_dump</w:t>
+        <w:t>1.3 Утилита pg_dump и восстановление</w:t>
       </w:r>
     </w:p>
     <w:p>
@@ -1662,7 +1575,7 @@
           <w:rFonts w:ascii="Times New Roman" w:hAnsi="Times New Roman"/>
           <w:sz w:val="28"/>
         </w:rPr>
-        <w:t>pg_dump — это утилита командной строки, входящая в стандартный пакет PostgreSQL. Она создаёт согласованный снимок базы данных, даже если база активно используется. pg_dump не блокирует другие операции с базой данных (ни чтение, ни запись).</w:t>
+        <w:t>pg_dump — утилита командной строки, входящая в стандартный пакет PostgreSQL. Она создаёт согласованный снимок базы данных, даже если база активно используется. Основные параметры: -t (table) — копировать только указанную таблицу, -F (format) — формат вывода, --data-only — только данные, --schema-only — только структура.</w:t>
       </w:r>
     </w:p>
     <w:p>
@@ -1674,65 +1587,7 @@
           <w:rFonts w:ascii="Times New Roman" w:hAnsi="Times New Roman"/>
           <w:sz w:val="28"/>
         </w:rPr>
-        <w:t>Основные параметры pg_dump: -h (host) — адрес сервера базы данных; -p (port) — порт сервера (по умолчанию 5432); -U (username) — имя пользователя; -d (dbname) — имя базы данных; -t (table) — копировать только указанную таблицу; -n (schema) — копировать только указанную схему; -F (format) — формат выходного файла (p — текстовый, c — пользовательский, d — каталог, t — tar); --data-only — копировать только данные без структуры; --schema-only — копировать только структуру без данных.</w:t>
-      </w:r>
-    </w:p>
-    <w:p>
-      <w:pPr>
-        <w:jc w:val="both"/>
-      </w:pPr>
-      <w:r>
-        <w:rPr>
-          <w:rFonts w:ascii="Times New Roman" w:hAnsi="Times New Roman"/>
-          <w:sz w:val="28"/>
-        </w:rPr>
-        <w:t>Формат вывода по умолчанию — текстовый SQL-скрипт. В начале файла pg_dump записывает настройки сервера (SET-команды), затем команды CREATE TABLE для создания таблиц, команды COPY для вставки данных, команды ALTER TABLE для добавления ограничений и команды CREATE INDEX для создания индексов.</w:t>
-      </w:r>
-    </w:p>
-    <w:p>
-      <w:r>
-        <w:rPr>
-          <w:rFonts w:ascii="Times New Roman" w:hAnsi="Times New Roman"/>
-          <w:b/>
-          <w:sz w:val="28"/>
-        </w:rPr>
-        <w:t>1.4 Восстановление из резервной копии</w:t>
-      </w:r>
-    </w:p>
-    <w:p>
-      <w:pPr>
-        <w:jc w:val="both"/>
-      </w:pPr>
-      <w:r>
-        <w:rPr>
-          <w:rFonts w:ascii="Times New Roman" w:hAnsi="Times New Roman"/>
-          <w:sz w:val="28"/>
-        </w:rPr>
-        <w:t>Для восстановления из SQL-дампа используется утилита psql: psql -d имя_базы &lt; файл_копии.sql. Команда psql последовательно выполняет все SQL-команды из файла, воссоздавая структуру базы и загружая данные. Перед восстановлением необходимо убедиться, что целевая база данных существует и пуста (или что объекты ещё не созданы).</w:t>
-      </w:r>
-    </w:p>
-    <w:p>
-      <w:pPr>
-        <w:jc w:val="both"/>
-      </w:pPr>
-      <w:r>
-        <w:rPr>
-          <w:rFonts w:ascii="Times New Roman" w:hAnsi="Times New Roman"/>
-          <w:sz w:val="28"/>
-        </w:rPr>
-        <w:t>Для восстановления из пользовательского формата (-Fc) или формата каталога (-Fd) используется утилита pg_restore: pg_restore -d имя_базы файл_копии. pg_restore позволяет выбирать, какие объекты восстанавливать, и поддерживает параллельное восстановление нескольких таблиц одновременно для ускорения процесса.</w:t>
-      </w:r>
-    </w:p>
-    <w:p>
-      <w:pPr>
-        <w:jc w:val="both"/>
-      </w:pPr>
-      <w:r>
-        <w:rPr>
-          <w:rFonts w:ascii="Times New Roman" w:hAnsi="Times New Roman"/>
-          <w:sz w:val="28"/>
-        </w:rPr>
-        <w:t>Важно помнить о порядке восстановления при наличии внешних ключей. Если таблица orders ссылается на таблицу users через FOREIGN KEY, то сначала необходимо восстановить таблицу users, а затем таблицу orders. В полном дампе pg_dump автоматически определяет правильный порядок. При частичном восстановлении порядок нужно соблюдать вручную.</w:t>
+        <w:t>Для восстановления из SQL-дампа используется утилита psql: psql -d имя_базы &lt; файл_копии.sql. При наличии внешних ключей важно соблюдать порядок восстановления: сначала родительские таблицы, затем дочерние.</w:t>
       </w:r>
     </w:p>
     <w:p>
@@ -1761,7 +1616,7 @@
           <w:b/>
           <w:sz w:val="28"/>
         </w:rPr>
-        <w:t>2.1 Создание базы данных и таблиц</w:t>
+        <w:t>2.1 Создание таблиц users и orders</w:t>
       </w:r>
     </w:p>
     <w:p>
@@ -1773,75 +1628,7 @@
           <w:rFonts w:ascii="Times New Roman" w:hAnsi="Times New Roman"/>
           <w:sz w:val="28"/>
         </w:rPr>
-        <w:t>Для выполнения задания создана база данных practice_db с помощью команды CREATE DATABASE practice_db. База данных содержит две таблицы: users и orders, которые были созданы в задании №4. Таблица users хранит информацию о пользователях, таблица orders — информацию о заказах.</w:t>
-      </w:r>
-    </w:p>
-    <w:p>
-      <w:pPr>
-        <w:jc w:val="both"/>
-      </w:pPr>
-      <w:r>
-        <w:rPr>
-          <w:rFonts w:ascii="Times New Roman" w:hAnsi="Times New Roman"/>
-          <w:sz w:val="28"/>
-        </w:rPr>
-        <w:t>Связь между таблицами выполняется по полю user_id. В таблице users поле id является первичным ключом (PRIMARY KEY), а в таблице orders поле user_id является внешним ключом (FOREIGN KEY), который ссылается на users(id). Это обеспечивает ссылочную целостность данных.</w:t>
-      </w:r>
-    </w:p>
-    <w:p>
-      <w:r>
-        <w:rPr>
-          <w:rFonts w:ascii="Times New Roman" w:hAnsi="Times New Roman"/>
-          <w:b/>
-          <w:sz w:val="28"/>
-        </w:rPr>
-        <w:t>2.2 Создание таблиц users и orders</w:t>
-      </w:r>
-    </w:p>
-    <w:p>
-      <w:pPr>
-        <w:jc w:val="both"/>
-      </w:pPr>
-      <w:r>
-        <w:rPr>
-          <w:rFonts w:ascii="Times New Roman" w:hAnsi="Times New Roman"/>
-          <w:sz w:val="28"/>
-        </w:rPr>
-        <w:t>Таблица users содержит 4 колонки: id (SERIAL PRIMARY KEY), name (VARCHAR(100)), email (VARCHAR(150)) и age (INTEGER). Таблица orders содержит 4 колонки: id (SERIAL PRIMARY KEY), user_id (INTEGER REFERENCES users(id)), amount (NUMERIC(10,2)) и created_at (DATE). Также созданы два индекса: idx_users_email для ускорения поиска по email и idx_orders_user_id для ускорения соединения таблиц по user_id.</w:t>
-      </w:r>
-    </w:p>
-    <w:p>
-      <w:r>
-        <w:rPr>
-          <w:rFonts w:ascii="Times New Roman" w:hAnsi="Times New Roman"/>
-          <w:b/>
-          <w:sz w:val="28"/>
-        </w:rPr>
-        <w:t>2.3 Вставка данных в таблицы</w:t>
-      </w:r>
-    </w:p>
-    <w:p>
-      <w:pPr>
-        <w:jc w:val="both"/>
-      </w:pPr>
-      <w:r>
-        <w:rPr>
-          <w:rFonts w:ascii="Times New Roman" w:hAnsi="Times New Roman"/>
-          <w:sz w:val="28"/>
-        </w:rPr>
-        <w:t>В каждую таблицу добавлено по 200 записей с помощью конструкции WITH source_numbers и UNION ALL по образцу из задания №4. Для генерации данных использованы функции: ROW_NUMBER() для нумерации, RANDOM() для случайного возраста (18-60), суммы заказа (100-10000) и даты заказа (январь-май 2025). Вставка ограничена LIMIT 200.</w:t>
-      </w:r>
-    </w:p>
-    <w:p>
-      <w:pPr>
-        <w:jc w:val="both"/>
-      </w:pPr>
-      <w:r>
-        <w:rPr>
-          <w:rFonts w:ascii="Times New Roman" w:hAnsi="Times New Roman"/>
-          <w:sz w:val="28"/>
-        </w:rPr>
-        <w:t>Ниже показаны данные обеих таблиц — первые 10 строк таблицы users (id, name, email, age) и первые 10 строк таблицы orders (id, user_id, amount, created_at).</w:t>
+        <w:t>Для выполнения задания используются таблицы users и orders из задания №4. Таблица users содержит 200 пользователей (id, name, email, age), таблица orders — 200 заказов (id, user_id, amount, created_at). Связь между таблицами — по полю user_id (FOREIGN KEY). Созданы индексы idx_users_email и idx_orders_user_id.</w:t>
       </w:r>
     </w:p>
     <w:p/>
@@ -1895,34 +1682,7 @@
           <w:i/>
           <w:sz w:val="24"/>
         </w:rPr>
-        <w:t>Рисунок 1 — Данные таблиц users (10 записей) и orders (10 записей)</w:t>
-      </w:r>
-    </w:p>
-    <w:p>
-      <w:r>
-        <w:br w:type="page"/>
-      </w:r>
-    </w:p>
-    <w:p>
-      <w:r>
-        <w:rPr>
-          <w:rFonts w:ascii="Times New Roman" w:hAnsi="Times New Roman"/>
-          <w:b/>
-          <w:sz w:val="28"/>
-        </w:rPr>
-        <w:t>2.4 Проверка количества записей</w:t>
-      </w:r>
-    </w:p>
-    <w:p>
-      <w:pPr>
-        <w:jc w:val="both"/>
-      </w:pPr>
-      <w:r>
-        <w:rPr>
-          <w:rFonts w:ascii="Times New Roman" w:hAnsi="Times New Roman"/>
-          <w:sz w:val="28"/>
-        </w:rPr>
-        <w:t>Перед выполнением резервного копирования необходимо убедиться, что данные корректно загружены. Для проверки выполняется запрос COUNT(*) к обеим таблицам. Результат показывает: таблица users — 200 записей, таблица orders — 200 записей. Данные готовы для резервного копирования.</w:t>
+        <w:t>Рисунок 1 — Данные таблиц users и orders</w:t>
       </w:r>
     </w:p>
     <w:p/>
@@ -1976,7 +1736,7 @@
           <w:i/>
           <w:sz w:val="24"/>
         </w:rPr>
-        <w:t>Рисунок 2 — Количество записей перед резервным копированием: users — 200, orders — 200</w:t>
+        <w:t>Рисунок 2 — Количество записей: users — 200, orders — 200</w:t>
       </w:r>
     </w:p>
     <w:p>
@@ -1991,7 +1751,7 @@
           <w:b/>
           <w:sz w:val="28"/>
         </w:rPr>
-        <w:t>2.5 Полное резервное копирование базы данных</w:t>
+        <w:t>2.2 Полное резервное копирование базы данных</w:t>
       </w:r>
     </w:p>
     <w:p>
@@ -2003,19 +1763,7 @@
           <w:rFonts w:ascii="Times New Roman" w:hAnsi="Times New Roman"/>
           <w:sz w:val="28"/>
         </w:rPr>
-        <w:t>Полное резервное копирование выполняется командой pg_dump practice_db &gt; full_backup.sql. Утилита pg_dump подключается к базе данных practice_db, считывает все объекты и данные, и записывает их в файл full_backup.sql в виде SQL-команд. Размер файла полной копии составил 16 Кб.</w:t>
-      </w:r>
-    </w:p>
-    <w:p>
-      <w:pPr>
-        <w:jc w:val="both"/>
-      </w:pPr>
-      <w:r>
-        <w:rPr>
-          <w:rFonts w:ascii="Times New Roman" w:hAnsi="Times New Roman"/>
-          <w:sz w:val="28"/>
-        </w:rPr>
-        <w:t>Файл полной копии содержит: настройки сервера (SET-команды), команды CREATE TABLE для создания обеих таблиц (users и orders), команды CREATE SEQUENCE для последовательностей, команды COPY для вставки всех 400 записей (200 + 200), команды ALTER TABLE для добавления ограничений PRIMARY KEY и FOREIGN KEY, и команды CREATE INDEX для воссоздания индексов.</w:t>
+        <w:t>Полное резервное копирование выполняется командой: pg_dump practice_db &gt; full_backup.sql. Утилита pg_dump сохраняет все таблицы, индексы, последовательности и данные базы practice_db. Размер файла полной копии — 16 Кб.</w:t>
       </w:r>
     </w:p>
     <w:p/>
@@ -2069,46 +1817,19 @@
           <w:i/>
           <w:sz w:val="24"/>
         </w:rPr>
-        <w:t>Рисунок 3 — Выполнение полного резервного копирования (pg_dump practice_db)</w:t>
-      </w:r>
-    </w:p>
-    <w:p>
-      <w:r>
-        <w:br w:type="page"/>
-      </w:r>
-    </w:p>
-    <w:p>
+        <w:t>Рисунок 3 — Полное резервное копирование (pg_dump practice_db)</w:t>
+      </w:r>
+    </w:p>
+    <w:p>
+      <w:pPr>
+        <w:jc w:val="both"/>
+      </w:pPr>
       <w:r>
         <w:rPr>
           <w:rFonts w:ascii="Times New Roman" w:hAnsi="Times New Roman"/>
-          <w:b/>
-          <w:sz w:val="28"/>
-        </w:rPr>
-        <w:t>2.6 Содержимое файла полной резервной копии</w:t>
-      </w:r>
-    </w:p>
-    <w:p>
-      <w:pPr>
-        <w:jc w:val="both"/>
-      </w:pPr>
-      <w:r>
-        <w:rPr>
-          <w:rFonts w:ascii="Times New Roman" w:hAnsi="Times New Roman"/>
-          <w:sz w:val="28"/>
-        </w:rPr>
-        <w:t>Для наглядности показаны первые 30 строк файла full_backup.sql. В начале файла записан комментарий «PostgreSQL database dump» и версия pg_dump. Далее идут SET-команды для настройки кодировки (UTF8), стандартных строк и других параметров сервера. Затем начинается определение таблицы orders с помощью CREATE TABLE.</w:t>
-      </w:r>
-    </w:p>
-    <w:p>
-      <w:pPr>
-        <w:jc w:val="both"/>
-      </w:pPr>
-      <w:r>
-        <w:rPr>
-          <w:rFonts w:ascii="Times New Roman" w:hAnsi="Times New Roman"/>
-          <w:sz w:val="28"/>
-        </w:rPr>
-        <w:t>Файл содержит полный набор SQL-команд для воссоздания базы данных. При выполнении этих команд через psql база будет восстановлена в точно таком же состоянии, в каком она была на момент создания дампа.</w:t>
+          <w:sz w:val="28"/>
+        </w:rPr>
+        <w:t>Файл full_backup.sql содержит SQL-команды: SET-настройки, CREATE TABLE, CREATE SEQUENCE, COPY (вставка данных), ALTER TABLE (ограничения) и CREATE INDEX.</w:t>
       </w:r>
     </w:p>
     <w:p/>
@@ -2177,7 +1898,7 @@
           <w:b/>
           <w:sz w:val="28"/>
         </w:rPr>
-        <w:t>2.7 Частичное резервное копирование таблицы users</w:t>
+        <w:t>2.3 Частичное резервное копирование отдельных таблиц</w:t>
       </w:r>
     </w:p>
     <w:p>
@@ -2189,75 +1910,7 @@
           <w:rFonts w:ascii="Times New Roman" w:hAnsi="Times New Roman"/>
           <w:sz w:val="28"/>
         </w:rPr>
-        <w:t>Частичное резервное копирование таблицы users выполняется командой: pg_dump -t users practice_db &gt; partial_backup_users.sql. Параметр -t users указывает pg_dump сохранить только таблицу users и связанные с ней объекты (последовательность users_id_seq, индекс idx_users_email, ограничение PRIMARY KEY). Размер файла частичной копии — 8.4 Кб.</w:t>
-      </w:r>
-    </w:p>
-    <w:p>
-      <w:pPr>
-        <w:jc w:val="both"/>
-      </w:pPr>
-      <w:r>
-        <w:rPr>
-          <w:rFonts w:ascii="Times New Roman" w:hAnsi="Times New Roman"/>
-          <w:sz w:val="28"/>
-        </w:rPr>
-        <w:t>Файл partial_backup_users.sql содержит команды CREATE TABLE users, CREATE SEQUENCE users_id_seq, COPY 200 строк данных, ALTER TABLE для PRIMARY KEY и CREATE INDEX idx_users_email. Таблица orders и её данные в этот файл не попадают.</w:t>
-      </w:r>
-    </w:p>
-    <w:p>
-      <w:r>
-        <w:rPr>
-          <w:rFonts w:ascii="Times New Roman" w:hAnsi="Times New Roman"/>
-          <w:b/>
-          <w:sz w:val="28"/>
-        </w:rPr>
-        <w:t>2.8 Частичное резервное копирование таблицы orders</w:t>
-      </w:r>
-    </w:p>
-    <w:p>
-      <w:pPr>
-        <w:jc w:val="both"/>
-      </w:pPr>
-      <w:r>
-        <w:rPr>
-          <w:rFonts w:ascii="Times New Roman" w:hAnsi="Times New Roman"/>
-          <w:sz w:val="28"/>
-        </w:rPr>
-        <w:t>Аналогично, частичное резервное копирование таблицы orders выполняется командой: pg_dump -t orders practice_db &gt; partial_backup_orders.sql. Параметр -t orders указывает pg_dump сохранить только таблицу orders и связанные объекты. Размер файла — 7.5 Кб.</w:t>
-      </w:r>
-    </w:p>
-    <w:p>
-      <w:pPr>
-        <w:jc w:val="both"/>
-      </w:pPr>
-      <w:r>
-        <w:rPr>
-          <w:rFonts w:ascii="Times New Roman" w:hAnsi="Times New Roman"/>
-          <w:sz w:val="28"/>
-        </w:rPr>
-        <w:t>Важно: при частичном копировании таблицы orders в файл попадает ограничение FOREIGN KEY на поле user_id. Поэтому при восстановлении необходимо сначала восстановить таблицу users, а затем таблицу orders, иначе ограничение не будет создано.</w:t>
-      </w:r>
-    </w:p>
-    <w:p>
-      <w:r>
-        <w:rPr>
-          <w:rFonts w:ascii="Times New Roman" w:hAnsi="Times New Roman"/>
-          <w:b/>
-          <w:sz w:val="28"/>
-        </w:rPr>
-        <w:t>2.9 Список файлов резервных копий</w:t>
-      </w:r>
-    </w:p>
-    <w:p>
-      <w:pPr>
-        <w:jc w:val="both"/>
-      </w:pPr>
-      <w:r>
-        <w:rPr>
-          <w:rFonts w:ascii="Times New Roman" w:hAnsi="Times New Roman"/>
-          <w:sz w:val="28"/>
-        </w:rPr>
-        <w:t>После выполнения полного и частичного резервного копирования в директории backups находятся три файла: full_backup.sql (16 Кб) — полная копия всей базы данных, partial_backup_users.sql (8.4 Кб) — копия только таблицы users, partial_backup_orders.sql (7.5 Кб) — копия только таблицы orders. Суммарный размер частичных копий (15.9 Кб) примерно равен размеру полной копии (16 Кб).</w:t>
+        <w:t>Частичное резервное копирование выполняется командами: pg_dump -t users practice_db &gt; partial_backup_users.sql (8.4 Кб) и pg_dump -t orders practice_db &gt; partial_backup_orders.sql (7.5 Кб). Каждый файл содержит структуру и данные только одной таблицы.</w:t>
       </w:r>
     </w:p>
     <w:p/>
@@ -2326,7 +1979,7 @@
           <w:b/>
           <w:sz w:val="28"/>
         </w:rPr>
-        <w:t>2.10 Удаление таблиц из базы данных</w:t>
+        <w:t>2.4 Удаление таблиц из базы данных</w:t>
       </w:r>
     </w:p>
     <w:p>
@@ -2338,19 +1991,7 @@
           <w:rFonts w:ascii="Times New Roman" w:hAnsi="Times New Roman"/>
           <w:sz w:val="28"/>
         </w:rPr>
-        <w:t>Для проверки восстановления необходимо удалить таблицы из базы данных. Удаление выполняется командами DROP TABLE orders и DROP TABLE users. Порядок удаления важен: сначала удаляется таблица orders (которая ссылается на users), а затем таблица users. Если попытаться удалить users первой, PostgreSQL выдаст ошибку из-за существующей ссылки.</w:t>
-      </w:r>
-    </w:p>
-    <w:p>
-      <w:pPr>
-        <w:jc w:val="both"/>
-      </w:pPr>
-      <w:r>
-        <w:rPr>
-          <w:rFonts w:ascii="Times New Roman" w:hAnsi="Times New Roman"/>
-          <w:sz w:val="28"/>
-        </w:rPr>
-        <w:t>После удаления выполняется команда \dt, которая показывает список таблиц в базе данных. Результат — «Did not find any relations», что подтверждает полное удаление обеих таблиц. База данных practice_db теперь пуста и готова для восстановления.</w:t>
+        <w:t>Для проверки восстановления таблицы удаляются: DROP TABLE orders; DROP TABLE users. Порядок важен: сначала orders (ссылается на users), потом users. Команда \dt подтверждает: «Did not find any relations» — таблиц нет.</w:t>
       </w:r>
     </w:p>
     <w:p/>
@@ -2404,7 +2045,7 @@
           <w:i/>
           <w:sz w:val="24"/>
         </w:rPr>
-        <w:t>Рисунок 6 — Удаление таблиц командой DROP TABLE и проверка командой \dt</w:t>
+        <w:t>Рисунок 6 — Удаление таблиц (DROP TABLE) и проверка (\dt)</w:t>
       </w:r>
     </w:p>
     <w:p>
@@ -2419,7 +2060,7 @@
           <w:b/>
           <w:sz w:val="28"/>
         </w:rPr>
-        <w:t>2.11 Восстановление из полной резервной копии</w:t>
+        <w:t>2.5 Восстановление из полной резервной копии</w:t>
       </w:r>
     </w:p>
     <w:p>
@@ -2431,19 +2072,7 @@
           <w:rFonts w:ascii="Times New Roman" w:hAnsi="Times New Roman"/>
           <w:sz w:val="28"/>
         </w:rPr>
-        <w:t>Восстановление из полной резервной копии выполняется командой: psql -d practice_db &lt; full_backup.sql. Утилита psql последовательно выполняет все SQL-команды из файла: создаёт таблицы (CREATE TABLE), последовательности (CREATE SEQUENCE), загружает данные (COPY 200 строк в каждую таблицу), добавляет ограничения (ALTER TABLE) и создаёт индексы (CREATE INDEX).</w:t>
-      </w:r>
-    </w:p>
-    <w:p>
-      <w:pPr>
-        <w:jc w:val="both"/>
-      </w:pPr>
-      <w:r>
-        <w:rPr>
-          <w:rFonts w:ascii="Times New Roman" w:hAnsi="Times New Roman"/>
-          <w:sz w:val="28"/>
-        </w:rPr>
-        <w:t>В выводе команды видны все этапы восстановления: SET — настройка параметров, CREATE TABLE — создание таблиц, ALTER TABLE — добавление ограничений, CREATE SEQUENCE — создание последовательностей, COPY 200 — загрузка данных (200 строк в каждую таблицу), setval — восстановление счётчиков, CREATE INDEX — создание индексов.</w:t>
+        <w:t>Восстановление: psql -d practice_db &lt; full_backup.sql. PostgreSQL выполняет все SQL-команды из файла: CREATE TABLE, COPY 200 (загрузка данных), CREATE INDEX. Результат: users — 200, orders — 200. Все данные восстановлены.</w:t>
       </w:r>
     </w:p>
     <w:p/>
@@ -2497,7 +2126,7 @@
           <w:i/>
           <w:sz w:val="24"/>
         </w:rPr>
-        <w:t>Рисунок 7 — Восстановление из полной резервной копии (psql &lt; full_backup.sql)</w:t>
+        <w:t>Рисунок 7 — Восстановление из полной резервной копии и проверка</w:t>
       </w:r>
     </w:p>
     <w:p>
@@ -2512,7 +2141,7 @@
           <w:b/>
           <w:sz w:val="28"/>
         </w:rPr>
-        <w:t>2.12 Проверка данных после восстановления из полной копии</w:t>
+        <w:t>2.6 Восстановление из частичной резервной копии</w:t>
       </w:r>
     </w:p>
     <w:p>
@@ -2524,80 +2153,7 @@
           <w:rFonts w:ascii="Times New Roman" w:hAnsi="Times New Roman"/>
           <w:sz w:val="28"/>
         </w:rPr>
-        <w:t>После восстановления из полной копии выполняется проверка количества записей в обеих таблицах. Запрос SELECT COUNT(*) показывает: таблица users — 200 записей, таблица orders — 200 записей. Все данные успешно восстановлены из полной резервной копии. Структура таблиц, индексы и ограничения также восстановлены корректно.</w:t>
-      </w:r>
-    </w:p>
-    <w:p>
-      <w:pPr>
-        <w:jc w:val="both"/>
-      </w:pPr>
-      <w:r>
-        <w:rPr>
-          <w:rFonts w:ascii="Times New Roman" w:hAnsi="Times New Roman"/>
-          <w:sz w:val="28"/>
-        </w:rPr>
-        <w:t>Таким образом, полное резервное копирование и восстановление прошло успешно. Количество записей совпадает с исходным (200 + 200 = 400). Далее необходимо проверить восстановление из частичных копий.</w:t>
-      </w:r>
-    </w:p>
-    <w:p>
-      <w:r>
-        <w:br w:type="page"/>
-      </w:r>
-    </w:p>
-    <w:p>
-      <w:r>
-        <w:rPr>
-          <w:rFonts w:ascii="Times New Roman" w:hAnsi="Times New Roman"/>
-          <w:b/>
-          <w:sz w:val="28"/>
-        </w:rPr>
-        <w:t>2.13 Повторное удаление таблиц</w:t>
-      </w:r>
-    </w:p>
-    <w:p>
-      <w:pPr>
-        <w:jc w:val="both"/>
-      </w:pPr>
-      <w:r>
-        <w:rPr>
-          <w:rFonts w:ascii="Times New Roman" w:hAnsi="Times New Roman"/>
-          <w:sz w:val="28"/>
-        </w:rPr>
-        <w:t>Для проверки восстановления из частичных копий необходимо повторно удалить таблицы. Выполняются те же команды: DROP TABLE orders и DROP TABLE users. После удаления команда \dt подтверждает, что таблиц в базе данных нет.</w:t>
-      </w:r>
-    </w:p>
-    <w:p>
-      <w:pPr>
-        <w:jc w:val="both"/>
-      </w:pPr>
-      <w:r>
-        <w:rPr>
-          <w:rFonts w:ascii="Times New Roman" w:hAnsi="Times New Roman"/>
-          <w:sz w:val="28"/>
-        </w:rPr>
-        <w:t>Теперь база данных снова пуста и готова для восстановления из частичных копий. В отличие от полного восстановления, при частичном необходимо восстанавливать таблицы в правильном порядке: сначала users, потом orders.</w:t>
-      </w:r>
-    </w:p>
-    <w:p>
-      <w:r>
-        <w:rPr>
-          <w:rFonts w:ascii="Times New Roman" w:hAnsi="Times New Roman"/>
-          <w:b/>
-          <w:sz w:val="28"/>
-        </w:rPr>
-        <w:t>2.14 Восстановление таблицы users из частичной копии</w:t>
-      </w:r>
-    </w:p>
-    <w:p>
-      <w:pPr>
-        <w:jc w:val="both"/>
-      </w:pPr>
-      <w:r>
-        <w:rPr>
-          <w:rFonts w:ascii="Times New Roman" w:hAnsi="Times New Roman"/>
-          <w:sz w:val="28"/>
-        </w:rPr>
-        <w:t>Восстановление таблицы users выполняется командой: psql -d practice_db &lt; partial_backup_users.sql. В процессе восстановления создаётся таблица users, последовательность users_id_seq, загружаются 200 строк данных (COPY 200), восстанавливается счётчик (setval 200), создаётся индекс idx_users_email и добавляется ограничение PRIMARY KEY.</w:t>
+        <w:t>После повторного удаления таблиц выполняется восстановление из частичных копий. Сначала: psql &lt; partial_backup_users.sql (users — родительская таблица), затем: psql &lt; partial_backup_orders.sql (orders — ссылается на users).</w:t>
       </w:r>
     </w:p>
     <w:p/>
@@ -2654,45 +2210,6 @@
         <w:t>Рисунок 8 — Восстановление таблицы users из частичной копии</w:t>
       </w:r>
     </w:p>
-    <w:p>
-      <w:r>
-        <w:br w:type="page"/>
-      </w:r>
-    </w:p>
-    <w:p>
-      <w:r>
-        <w:rPr>
-          <w:rFonts w:ascii="Times New Roman" w:hAnsi="Times New Roman"/>
-          <w:b/>
-          <w:sz w:val="28"/>
-        </w:rPr>
-        <w:t>2.15 Восстановление таблицы orders из частичной копии</w:t>
-      </w:r>
-    </w:p>
-    <w:p>
-      <w:pPr>
-        <w:jc w:val="both"/>
-      </w:pPr>
-      <w:r>
-        <w:rPr>
-          <w:rFonts w:ascii="Times New Roman" w:hAnsi="Times New Roman"/>
-          <w:sz w:val="28"/>
-        </w:rPr>
-        <w:t>После успешного восстановления таблицы users можно восстановить таблицу orders: psql -d practice_db &lt; partial_backup_orders.sql. Восстанавливаются: таблица orders, последовательность orders_id_seq, 200 строк данных, индекс idx_orders_user_id, ограничения PRIMARY KEY и FOREIGN KEY (user_id REFERENCES users(id)).</w:t>
-      </w:r>
-    </w:p>
-    <w:p>
-      <w:pPr>
-        <w:jc w:val="both"/>
-      </w:pPr>
-      <w:r>
-        <w:rPr>
-          <w:rFonts w:ascii="Times New Roman" w:hAnsi="Times New Roman"/>
-          <w:sz w:val="28"/>
-        </w:rPr>
-        <w:t>Обратите внимание: FOREIGN KEY создаётся успешно, потому что таблица users уже существует и содержит все необходимые записи. Если бы мы попытались восстановить orders до users, создание FOREIGN KEY завершилось бы ошибкой.</w:t>
-      </w:r>
-    </w:p>
     <w:p/>
     <w:p>
       <w:pPr>
@@ -2759,7 +2276,7 @@
           <w:b/>
           <w:sz w:val="28"/>
         </w:rPr>
-        <w:t>2.16 Проверка данных после восстановления из частичных копий</w:t>
+        <w:t>2.7 Проверка данных после восстановления</w:t>
       </w:r>
     </w:p>
     <w:p>
@@ -2771,19 +2288,7 @@
           <w:rFonts w:ascii="Times New Roman" w:hAnsi="Times New Roman"/>
           <w:sz w:val="28"/>
         </w:rPr>
-        <w:t>После восстановления обеих таблиц из частичных копий выполняется финальная проверка. Запрос COUNT(*) показывает: таблица users — 200 записей, таблица orders — 200 записей. Все данные полностью восстановлены из частичных резервных копий.</w:t>
-      </w:r>
-    </w:p>
-    <w:p>
-      <w:pPr>
-        <w:jc w:val="both"/>
-      </w:pPr>
-      <w:r>
-        <w:rPr>
-          <w:rFonts w:ascii="Times New Roman" w:hAnsi="Times New Roman"/>
-          <w:sz w:val="28"/>
-        </w:rPr>
-        <w:t>Результат совпадает с исходными данными и с результатом восстановления из полной копии. Это подтверждает, что частичное резервное копирование работает корректно и может быть использовано для сохранения отдельных таблиц.</w:t>
+        <w:t>После восстановления из частичных копий проверка COUNT(*) показывает: users — 200 записей, orders — 200 записей. Все данные полностью восстановлены. Результат совпадает с исходными данными и с восстановлением из полной копии.</w:t>
       </w:r>
     </w:p>
     <w:p/>
@@ -2846,69 +2351,6 @@
       </w:r>
     </w:p>
     <w:p>
-      <w:r>
-        <w:rPr>
-          <w:rFonts w:ascii="Times New Roman" w:hAnsi="Times New Roman"/>
-          <w:b/>
-          <w:sz w:val="28"/>
-        </w:rPr>
-        <w:t>2.17 Сравнение полного и частичного резервного копирования</w:t>
-      </w:r>
-    </w:p>
-    <w:p>
-      <w:pPr>
-        <w:jc w:val="both"/>
-      </w:pPr>
-      <w:r>
-        <w:rPr>
-          <w:rFonts w:ascii="Times New Roman" w:hAnsi="Times New Roman"/>
-          <w:sz w:val="28"/>
-        </w:rPr>
-        <w:t>По результатам выполнения задания можно сравнить два метода резервного копирования:</w:t>
-      </w:r>
-    </w:p>
-    <w:p>
-      <w:pPr>
-        <w:jc w:val="both"/>
-      </w:pPr>
-      <w:r>
-        <w:rPr>
-          <w:rFonts w:ascii="Times New Roman" w:hAnsi="Times New Roman"/>
-          <w:sz w:val="28"/>
-        </w:rPr>
-        <w:t>Полное резервное копирование: одна команда для создания копии (pg_dump practice_db), одна команда для восстановления (psql &lt; full_backup.sql), автоматический порядок объектов, один файл (16 Кб). Преимущество — простота и надёжность. Недостаток — больший размер файла для больших баз данных.</w:t>
-      </w:r>
-    </w:p>
-    <w:p>
-      <w:pPr>
-        <w:jc w:val="both"/>
-      </w:pPr>
-      <w:r>
-        <w:rPr>
-          <w:rFonts w:ascii="Times New Roman" w:hAnsi="Times New Roman"/>
-          <w:sz w:val="28"/>
-        </w:rPr>
-        <w:t>Частичное резервное копирование: отдельная команда для каждой таблицы (pg_dump -t users, pg_dump -t orders), отдельное восстановление каждой таблицы, необходимость соблюдать порядок восстановления (сначала users, потом orders), несколько файлов (8.4 + 7.5 = 15.9 Кб). Преимущество — гибкость, возможность копировать только нужные таблицы. Недостаток — сложность управления зависимостями.</w:t>
-      </w:r>
-    </w:p>
-    <w:p>
-      <w:pPr>
-        <w:jc w:val="both"/>
-      </w:pPr>
-      <w:r>
-        <w:rPr>
-          <w:rFonts w:ascii="Times New Roman" w:hAnsi="Times New Roman"/>
-          <w:sz w:val="28"/>
-        </w:rPr>
-        <w:t>Для небольших баз данных рекомендуется использовать полное резервное копирование, так как оно проще в управлении. Частичное копирование полезно для больших баз, когда нужно быстро сохранить только критически важные таблицы.</w:t>
-      </w:r>
-    </w:p>
-    <w:p>
-      <w:r>
-        <w:br w:type="page"/>
-      </w:r>
-    </w:p>
-    <w:p>
       <w:pPr>
         <w:jc w:val="center"/>
       </w:pPr>
@@ -2931,7 +2373,7 @@
           <w:rFonts w:ascii="Times New Roman" w:hAnsi="Times New Roman"/>
           <w:sz w:val="28"/>
         </w:rPr>
-        <w:t>В ходе выполнения задания №5 были изучены и применены механизмы резервного копирования и восстановления базы данных в СУБД PostgreSQL. Использовались таблицы users и orders из задания №4, содержащие по 200 записей каждая.</w:t>
+        <w:t>В ходе выполнения задания №5 были выполнены операции полного и частичного резервного копирования базы данных PostgreSQL. Использовались таблицы users и orders из задания №4, содержащие по 200 записей каждая.</w:t>
       </w:r>
     </w:p>
     <w:p>
@@ -2943,7 +2385,7 @@
           <w:rFonts w:ascii="Times New Roman" w:hAnsi="Times New Roman"/>
           <w:sz w:val="28"/>
         </w:rPr>
-        <w:t>Полное резервное копирование выполнено утилитой pg_dump. Созданный файл full_backup.sql (16 Кб) содержит полную структуру базы данных practice_db и все данные обеих таблиц. После удаления таблиц восстановление из полной копии прошло успешно: обе таблицы восстановлены с 200 записями каждая.</w:t>
+        <w:t>Полное резервное копирование выполнено утилитой pg_dump. Созданный файл full_backup.sql (16 Кб) содержит полную структуру базы данных и все данные. Частичное резервное копирование выполнено утилитой pg_dump -t: partial_backup_users.sql (8.4 Кб) и partial_backup_orders.sql (7.5 Кб).</w:t>
       </w:r>
     </w:p>
     <w:p>
@@ -2955,31 +2397,7 @@
           <w:rFonts w:ascii="Times New Roman" w:hAnsi="Times New Roman"/>
           <w:sz w:val="28"/>
         </w:rPr>
-        <w:t>Частичное резервное копирование выполнено утилитой pg_dump с параметром -t для каждой таблицы отдельно. Созданы файлы partial_backup_users.sql (8.4 Кб) и partial_backup_orders.sql (7.5 Кб). После повторного удаления таблиц восстановление из частичных копий также прошло успешно.</w:t>
-      </w:r>
-    </w:p>
-    <w:p>
-      <w:pPr>
-        <w:jc w:val="both"/>
-      </w:pPr>
-      <w:r>
-        <w:rPr>
-          <w:rFonts w:ascii="Times New Roman" w:hAnsi="Times New Roman"/>
-          <w:sz w:val="28"/>
-        </w:rPr>
-        <w:t>При частичном восстановлении важно соблюдать порядок: сначала восстанавливать таблицу users (так как она является родительской), а затем таблицу orders (которая ссылается на users через FOREIGN KEY). Нарушение порядка приведёт к ошибке создания ограничения.</w:t>
-      </w:r>
-    </w:p>
-    <w:p>
-      <w:pPr>
-        <w:jc w:val="both"/>
-      </w:pPr>
-      <w:r>
-        <w:rPr>
-          <w:rFonts w:ascii="Times New Roman" w:hAnsi="Times New Roman"/>
-          <w:sz w:val="28"/>
-        </w:rPr>
-        <w:t>Таким образом, задание выполнено полностью. Продемонстрированы оба метода резервного копирования, проведено удаление данных и успешное восстановление. Полученные навыки являются необходимыми для администрирования баз данных PostgreSQL.</w:t>
+        <w:t>После удаления таблиц (DROP TABLE) выполнено успешное восстановление из полной и частичной резервных копий. В обоих случаях таблицы содержали по 200 записей, что подтверждает корректность резервного копирования и восстановления.</w:t>
       </w:r>
     </w:p>
     <w:p>
@@ -3022,7 +2440,7 @@
           <w:rFonts w:ascii="Times New Roman" w:hAnsi="Times New Roman"/>
           <w:sz w:val="28"/>
         </w:rPr>
-        <w:t>2. PostgreSQL Documentation. pg_restore. — https://www.postgresql.org/docs/current/app-pgrestore.html</w:t>
+        <w:t>2. PostgreSQL Documentation. Backup and Restore. — https://www.postgresql.org/docs/current/backup.html</w:t>
       </w:r>
     </w:p>
     <w:p>
@@ -3034,7 +2452,7 @@
           <w:rFonts w:ascii="Times New Roman" w:hAnsi="Times New Roman"/>
           <w:sz w:val="28"/>
         </w:rPr>
-        <w:t>3. PostgreSQL Documentation. Backup and Restore. — https://www.postgresql.org/docs/current/backup.html</w:t>
+        <w:t>3. PostgreSQL Documentation. SQL Dump. — https://www.postgresql.org/docs/current/backup-dump.html</w:t>
       </w:r>
     </w:p>
     <w:p>
@@ -3046,31 +2464,7 @@
           <w:rFonts w:ascii="Times New Roman" w:hAnsi="Times New Roman"/>
           <w:sz w:val="28"/>
         </w:rPr>
-        <w:t>4. PostgreSQL Documentation. SQL Dump. — https://www.postgresql.org/docs/current/backup-dump.html</w:t>
-      </w:r>
-    </w:p>
-    <w:p>
-      <w:pPr>
-        <w:jc w:val="both"/>
-      </w:pPr>
-      <w:r>
-        <w:rPr>
-          <w:rFonts w:ascii="Times New Roman" w:hAnsi="Times New Roman"/>
-          <w:sz w:val="28"/>
-        </w:rPr>
-        <w:t>5. PostgreSQL Documentation. CREATE TABLE. — https://www.postgresql.org/docs/current/sql-createtable.html</w:t>
-      </w:r>
-    </w:p>
-    <w:p>
-      <w:pPr>
-        <w:jc w:val="both"/>
-      </w:pPr>
-      <w:r>
-        <w:rPr>
-          <w:rFonts w:ascii="Times New Roman" w:hAnsi="Times New Roman"/>
-          <w:sz w:val="28"/>
-        </w:rPr>
-        <w:t>6. Учебные материалы по дисциплине «Методы быстрого поиска и обработки данных».</w:t>
+        <w:t>4. Учебные материалы по дисциплине «Методы быстрого поиска и обработки данных».</w:t>
       </w:r>
     </w:p>
     <w:sectPr>
